--- a/CD_paySlip old.docx
+++ b/CD_paySlip old.docx
@@ -4,7 +4,7 @@
   <w:body>
     <w:p>
       <w:pPr>
-        <w:pStyle w:val="667"/>
+        <w:pStyle w:val="710"/>
         <w:pBdr/>
         <w:spacing w:before="2"/>
         <w:ind/>
@@ -30,7 +30,7 @@
     </w:p>
     <w:tbl>
       <w:tblPr>
-        <w:tblStyle w:val="666"/>
+        <w:tblStyle w:val="709"/>
         <w:tblW w:w="0" w:type="auto"/>
         <w:tblInd w:w="115" w:type="dxa"/>
         <w:tblBorders>
@@ -79,7 +79,7 @@
           </w:tcPr>
           <w:p>
             <w:pPr>
-              <w:pStyle w:val="927"/>
+              <w:pStyle w:val="970"/>
               <w:pBdr/>
               <w:spacing w:before="128"/>
               <w:ind w:right="2457" w:left="3040"/>
@@ -123,7 +123,7 @@
           </w:p>
           <w:p>
             <w:pPr>
-              <w:pStyle w:val="927"/>
+              <w:pStyle w:val="970"/>
               <w:pBdr/>
               <w:spacing w:before="8"/>
               <w:ind w:right="2463" w:left="3040"/>
@@ -248,7 +248,7 @@
           </w:p>
           <w:p>
             <w:pPr>
-              <w:pStyle w:val="927"/>
+              <w:pStyle w:val="970"/>
               <w:pBdr/>
               <w:spacing w:before="0"/>
               <w:ind/>
@@ -274,7 +274,7 @@
           </w:p>
           <w:p>
             <w:pPr>
-              <w:pStyle w:val="927"/>
+              <w:pStyle w:val="970"/>
               <w:pBdr/>
               <w:spacing w:before="0"/>
               <w:ind w:right="2458" w:left="3040"/>
@@ -392,7 +392,7 @@
           </w:tcPr>
           <w:p>
             <w:pPr>
-              <w:pStyle w:val="927"/>
+              <w:pStyle w:val="970"/>
               <w:pBdr/>
               <w:spacing w:before="27"/>
               <w:ind w:left="52"/>
@@ -441,7 +441,7 @@
           </w:tcPr>
           <w:p>
             <w:pPr>
-              <w:pStyle w:val="927"/>
+              <w:pStyle w:val="970"/>
               <w:pBdr/>
               <w:spacing w:before="27" w:line="278" w:lineRule="auto"/>
               <w:ind w:right="1724"/>
@@ -484,7 +484,7 @@
           </w:tcPr>
           <w:p>
             <w:pPr>
-              <w:pStyle w:val="927"/>
+              <w:pStyle w:val="970"/>
               <w:pBdr/>
               <w:spacing w:before="27" w:line="278" w:lineRule="auto"/>
               <w:ind w:right="1239" w:left="52"/>
@@ -538,7 +538,7 @@
           </w:tcPr>
           <w:p>
             <w:pPr>
-              <w:pStyle w:val="927"/>
+              <w:pStyle w:val="970"/>
               <w:pBdr/>
               <w:spacing w:before="27"/>
               <w:ind/>
@@ -584,7 +584,7 @@
           </w:tcPr>
           <w:p>
             <w:pPr>
-              <w:pStyle w:val="927"/>
+              <w:pStyle w:val="970"/>
               <w:pBdr/>
               <w:spacing w:before="27"/>
               <w:ind w:left="52"/>
@@ -641,7 +641,7 @@
           </w:tcPr>
           <w:p>
             <w:pPr>
-              <w:pStyle w:val="927"/>
+              <w:pStyle w:val="970"/>
               <w:pBdr/>
               <w:spacing w:before="27" w:line="278" w:lineRule="auto"/>
               <w:ind w:right="1724"/>
@@ -682,7 +682,7 @@
           </w:tcPr>
           <w:p>
             <w:pPr>
-              <w:pStyle w:val="927"/>
+              <w:pStyle w:val="970"/>
               <w:pBdr/>
               <w:spacing w:before="27" w:line="278" w:lineRule="auto"/>
               <w:ind w:right="1239" w:left="52"/>
@@ -722,7 +722,7 @@
           </w:tcPr>
           <w:p>
             <w:pPr>
-              <w:pStyle w:val="927"/>
+              <w:pStyle w:val="970"/>
               <w:pBdr/>
               <w:spacing w:before="34" w:line="278" w:lineRule="auto"/>
               <w:ind w:right="387"/>
@@ -767,7 +767,7 @@
           </w:tcPr>
           <w:p>
             <w:pPr>
-              <w:pStyle w:val="927"/>
+              <w:pStyle w:val="970"/>
               <w:pBdr/>
               <w:spacing w:before="27"/>
               <w:ind w:left="52"/>
@@ -812,7 +812,7 @@
           </w:tcPr>
           <w:p>
             <w:pPr>
-              <w:pStyle w:val="927"/>
+              <w:pStyle w:val="970"/>
               <w:pBdr/>
               <w:spacing w:before="1" w:line="278" w:lineRule="auto"/>
               <w:ind w:right="10"/>
@@ -853,7 +853,7 @@
           </w:tcPr>
           <w:p>
             <w:pPr>
-              <w:pStyle w:val="927"/>
+              <w:pStyle w:val="970"/>
               <w:pBdr/>
               <w:spacing w:before="27" w:line="278" w:lineRule="auto"/>
               <w:ind w:right="1239" w:left="52"/>
@@ -919,7 +919,7 @@
           </w:tcPr>
           <w:p>
             <w:pPr>
-              <w:pStyle w:val="927"/>
+              <w:pStyle w:val="970"/>
               <w:pBdr/>
               <w:spacing w:before="34" w:line="278" w:lineRule="auto"/>
               <w:ind w:right="387"/>
@@ -968,7 +968,7 @@
           </w:tcPr>
           <w:p>
             <w:pPr>
-              <w:pStyle w:val="927"/>
+              <w:pStyle w:val="970"/>
               <w:pBdr/>
               <w:spacing w:before="27"/>
               <w:ind w:left="52"/>
@@ -1013,7 +1013,7 @@
           </w:tcPr>
           <w:p>
             <w:pPr>
-              <w:pStyle w:val="927"/>
+              <w:pStyle w:val="970"/>
               <w:pBdr/>
               <w:spacing w:before="27" w:line="278" w:lineRule="auto"/>
               <w:ind w:right="1724"/>
@@ -1055,7 +1055,7 @@
           </w:tcPr>
           <w:p>
             <w:pPr>
-              <w:pStyle w:val="927"/>
+              <w:pStyle w:val="970"/>
               <w:pBdr/>
               <w:spacing w:before="27" w:line="278" w:lineRule="auto"/>
               <w:ind w:right="1239" w:left="52"/>
@@ -1095,7 +1095,7 @@
           </w:tcPr>
           <w:p>
             <w:pPr>
-              <w:pStyle w:val="927"/>
+              <w:pStyle w:val="970"/>
               <w:pBdr/>
               <w:spacing w:before="34" w:line="278" w:lineRule="auto"/>
               <w:ind w:right="387"/>
@@ -1144,7 +1144,7 @@
           </w:tcPr>
           <w:p>
             <w:pPr>
-              <w:pStyle w:val="927"/>
+              <w:pStyle w:val="970"/>
               <w:pBdr/>
               <w:spacing w:before="27"/>
               <w:ind w:left="52"/>
@@ -1189,7 +1189,7 @@
           </w:tcPr>
           <w:p>
             <w:pPr>
-              <w:pStyle w:val="927"/>
+              <w:pStyle w:val="970"/>
               <w:pBdr/>
               <w:spacing w:before="27" w:line="278" w:lineRule="auto"/>
               <w:ind w:right="1724"/>
@@ -1230,7 +1230,7 @@
           </w:tcPr>
           <w:p>
             <w:pPr>
-              <w:pStyle w:val="927"/>
+              <w:pStyle w:val="970"/>
               <w:pBdr/>
               <w:spacing w:before="27" w:line="278" w:lineRule="auto"/>
               <w:ind w:right="1239" w:left="52"/>
@@ -1271,7 +1271,7 @@
           </w:tcPr>
           <w:p>
             <w:pPr>
-              <w:pStyle w:val="927"/>
+              <w:pStyle w:val="970"/>
               <w:pBdr/>
               <w:spacing w:before="34" w:line="278" w:lineRule="auto"/>
               <w:ind w:right="387"/>
@@ -1320,7 +1320,7 @@
           </w:tcPr>
           <w:p>
             <w:pPr>
-              <w:pStyle w:val="927"/>
+              <w:pStyle w:val="970"/>
               <w:pBdr/>
               <w:spacing w:before="3"/>
               <w:ind w:left="52"/>
@@ -1368,7 +1368,7 @@
           </w:tcPr>
           <w:p>
             <w:pPr>
-              <w:pStyle w:val="927"/>
+              <w:pStyle w:val="970"/>
               <w:pBdr/>
               <w:spacing w:before="27" w:line="278" w:lineRule="auto"/>
               <w:ind w:right="1724"/>
@@ -1409,7 +1409,7 @@
           </w:tcPr>
           <w:p>
             <w:pPr>
-              <w:pStyle w:val="927"/>
+              <w:pStyle w:val="970"/>
               <w:pBdr/>
               <w:spacing w:before="27" w:line="278" w:lineRule="auto"/>
               <w:ind w:right="1239" w:left="52"/>
@@ -1463,7 +1463,7 @@
           </w:tcPr>
           <w:p>
             <w:pPr>
-              <w:pStyle w:val="927"/>
+              <w:pStyle w:val="970"/>
               <w:pBdr/>
               <w:spacing w:before="27"/>
               <w:ind/>
@@ -1512,7 +1512,7 @@
           </w:tcPr>
           <w:p>
             <w:pPr>
-              <w:pStyle w:val="927"/>
+              <w:pStyle w:val="970"/>
               <w:pBdr/>
               <w:spacing w:before="27"/>
               <w:ind w:left="52"/>
@@ -1557,7 +1557,7 @@
           </w:tcPr>
           <w:p>
             <w:pPr>
-              <w:pStyle w:val="927"/>
+              <w:pStyle w:val="970"/>
               <w:pBdr/>
               <w:spacing w:before="27" w:line="278" w:lineRule="auto"/>
               <w:ind w:right="1724"/>
@@ -1597,7 +1597,7 @@
           </w:tcPr>
           <w:p>
             <w:pPr>
-              <w:pStyle w:val="927"/>
+              <w:pStyle w:val="970"/>
               <w:pBdr/>
               <w:spacing w:before="27" w:line="278" w:lineRule="auto"/>
               <w:ind w:right="1239" w:left="52"/>
@@ -1635,7 +1635,7 @@
           </w:tcPr>
           <w:p>
             <w:pPr>
-              <w:pStyle w:val="927"/>
+              <w:pStyle w:val="970"/>
               <w:pBdr/>
               <w:spacing w:before="27"/>
               <w:ind w:left="481"/>
@@ -1683,7 +1683,7 @@
           </w:tcPr>
           <w:p>
             <w:pPr>
-              <w:pStyle w:val="927"/>
+              <w:pStyle w:val="970"/>
               <w:pBdr/>
               <w:spacing w:before="64"/>
               <w:ind w:left="1336"/>
@@ -1728,7 +1728,7 @@
           </w:tcPr>
           <w:p>
             <w:pPr>
-              <w:pStyle w:val="927"/>
+              <w:pStyle w:val="970"/>
               <w:pBdr/>
               <w:spacing w:before="64"/>
               <w:ind w:right="293"/>
@@ -1773,7 +1773,7 @@
           </w:tcPr>
           <w:p>
             <w:pPr>
-              <w:pStyle w:val="927"/>
+              <w:pStyle w:val="970"/>
               <w:pBdr/>
               <w:spacing w:before="64"/>
               <w:ind w:right="293"/>
@@ -1819,7 +1819,7 @@
           </w:tcPr>
           <w:p>
             <w:pPr>
-              <w:pStyle w:val="927"/>
+              <w:pStyle w:val="970"/>
               <w:pBdr/>
               <w:spacing w:before="64"/>
               <w:ind w:right="75"/>
@@ -1864,7 +1864,7 @@
           </w:tcPr>
           <w:p>
             <w:pPr>
-              <w:pStyle w:val="927"/>
+              <w:pStyle w:val="970"/>
               <w:pBdr/>
               <w:spacing w:before="64"/>
               <w:ind w:left="973"/>
@@ -1907,7 +1907,7 @@
           </w:tcPr>
           <w:p>
             <w:pPr>
-              <w:pStyle w:val="927"/>
+              <w:pStyle w:val="970"/>
               <w:pBdr/>
               <w:spacing w:before="64"/>
               <w:ind w:right="75"/>
@@ -1958,7 +1958,7 @@
           </w:tcPr>
           <w:p>
             <w:pPr>
-              <w:pStyle w:val="927"/>
+              <w:pStyle w:val="970"/>
               <w:pBdr/>
               <w:spacing/>
               <w:ind w:left="42"/>
@@ -1999,7 +1999,7 @@
           </w:tcPr>
           <w:p>
             <w:pPr>
-              <w:pStyle w:val="927"/>
+              <w:pStyle w:val="970"/>
               <w:pBdr/>
               <w:spacing/>
               <w:ind w:right="293"/>
@@ -2078,7 +2078,7 @@
           </w:tcPr>
           <w:p>
             <w:pPr>
-              <w:pStyle w:val="927"/>
+              <w:pStyle w:val="970"/>
               <w:pBdr/>
               <w:spacing/>
               <w:ind w:right="293"/>
@@ -2125,7 +2125,7 @@
           </w:tcPr>
           <w:p>
             <w:pPr>
-              <w:pStyle w:val="927"/>
+              <w:pStyle w:val="970"/>
               <w:pBdr/>
               <w:spacing/>
               <w:ind w:right="75"/>
@@ -2166,7 +2166,7 @@
           </w:tcPr>
           <w:p>
             <w:pPr>
-              <w:pStyle w:val="927"/>
+              <w:pStyle w:val="970"/>
               <w:pBdr/>
               <w:spacing/>
               <w:ind w:left="42"/>
@@ -2185,14 +2185,14 @@
                 <w:spacing w:val="-5"/>
                 <w:sz w:val="18"/>
               </w:rPr>
-              <w:t xml:space="preserve">{#deduction}{pf}</w:t>
+              <w:t xml:space="preserve">{#deduction}{#pf}</w:t>
             </w:r>
             <w:r>
               <w:rPr>
                 <w:spacing w:val="-5"/>
                 <w:sz w:val="18"/>
               </w:rPr>
-              <w:t xml:space="preserve"> PF</w:t>
+              <w:t xml:space="preserve">PF{/}</w:t>
             </w:r>
             <w:r>
               <w:rPr>
@@ -2226,7 +2226,7 @@
           </w:tcPr>
           <w:p>
             <w:pPr>
-              <w:pStyle w:val="927"/>
+              <w:pStyle w:val="970"/>
               <w:pBdr/>
               <w:spacing/>
               <w:ind w:right="75"/>
@@ -2273,7 +2273,7 @@
           </w:tcPr>
           <w:p>
             <w:pPr>
-              <w:pStyle w:val="927"/>
+              <w:pStyle w:val="970"/>
               <w:pBdr/>
               <w:spacing w:before="23"/>
               <w:ind w:left="42"/>
@@ -2314,7 +2314,7 @@
           </w:tcPr>
           <w:p>
             <w:pPr>
-              <w:pStyle w:val="927"/>
+              <w:pStyle w:val="970"/>
               <w:pBdr/>
               <w:spacing w:before="23"/>
               <w:ind w:right="293"/>
@@ -2390,7 +2390,7 @@
           </w:tcPr>
           <w:p>
             <w:pPr>
-              <w:pStyle w:val="927"/>
+              <w:pStyle w:val="970"/>
               <w:pBdr/>
               <w:spacing w:before="23"/>
               <w:ind w:right="293"/>
@@ -2464,7 +2464,7 @@
           </w:tcPr>
           <w:p>
             <w:pPr>
-              <w:pStyle w:val="927"/>
+              <w:pStyle w:val="970"/>
               <w:pBdr/>
               <w:spacing w:before="23"/>
               <w:ind w:right="75"/>
@@ -2505,7 +2505,7 @@
           </w:tcPr>
           <w:p>
             <w:pPr>
-              <w:pStyle w:val="927"/>
+              <w:pStyle w:val="970"/>
               <w:pBdr/>
               <w:spacing/>
               <w:ind w:left="42"/>
@@ -2524,14 +2524,14 @@
                 <w:spacing w:val="-5"/>
                 <w:sz w:val="18"/>
               </w:rPr>
-              <w:t xml:space="preserve">{#deduction}{lop}</w:t>
+              <w:t xml:space="preserve">{#deduction}</w:t>
             </w:r>
             <w:r>
               <w:rPr>
                 <w:spacing w:val="-5"/>
                 <w:sz w:val="18"/>
               </w:rPr>
-              <w:t xml:space="preserve"> LOP</w:t>
+              <w:t xml:space="preserve">{#lop}LOP{/}</w:t>
             </w:r>
             <w:r>
               <w:rPr>
@@ -2566,7 +2566,7 @@
           </w:tcPr>
           <w:p>
             <w:pPr>
-              <w:pStyle w:val="927"/>
+              <w:pStyle w:val="970"/>
               <w:pBdr/>
               <w:spacing/>
               <w:ind w:right="75"/>
@@ -2597,7 +2597,7 @@
       </w:tr>
       <w:tr>
         <w:trPr>
-          <w:trHeight w:val="306"/>
+          <w:trHeight w:val="634"/>
         </w:trPr>
         <w:tc>
           <w:tcPr>
@@ -2613,7 +2613,7 @@
           </w:tcPr>
           <w:p>
             <w:pPr>
-              <w:pStyle w:val="927"/>
+              <w:pStyle w:val="970"/>
               <w:pBdr/>
               <w:spacing w:before="23"/>
               <w:ind w:left="42"/>
@@ -2660,7 +2660,7 @@
           </w:tcPr>
           <w:p>
             <w:pPr>
-              <w:pStyle w:val="927"/>
+              <w:pStyle w:val="970"/>
               <w:pBdr/>
               <w:spacing w:before="23"/>
               <w:ind w:right="293"/>
@@ -2736,7 +2736,7 @@
           </w:tcPr>
           <w:p>
             <w:pPr>
-              <w:pStyle w:val="927"/>
+              <w:pStyle w:val="970"/>
               <w:pBdr/>
               <w:spacing w:before="23"/>
               <w:ind w:right="293"/>
@@ -2810,7 +2810,7 @@
           </w:tcPr>
           <w:p>
             <w:pPr>
-              <w:pStyle w:val="927"/>
+              <w:pStyle w:val="970"/>
               <w:pBdr/>
               <w:spacing w:before="23"/>
               <w:ind w:right="75"/>
@@ -2851,7 +2851,7 @@
           </w:tcPr>
           <w:p>
             <w:pPr>
-              <w:pStyle w:val="927"/>
+              <w:pStyle w:val="970"/>
               <w:pBdr/>
               <w:spacing w:before="0"/>
               <w:ind/>
@@ -2870,21 +2870,13 @@
                 <w:spacing w:val="-5"/>
                 <w:sz w:val="18"/>
               </w:rPr>
-              <w:t xml:space="preserve">{#deduction}{it</w:t>
-            </w:r>
-            <w:r>
-              <w:rPr>
-                <w:spacing w:val="-5"/>
-                <w:sz w:val="18"/>
-                <w:lang w:val="en-IN"/>
-              </w:rPr>
-              <w:t xml:space="preserve">}</w:t>
+              <w:t xml:space="preserve">{#deduction}{#it}</w:t>
             </w:r>
             <w:r>
               <w:rPr>
                 <w:sz w:val="18"/>
               </w:rPr>
-              <w:t xml:space="preserve"> Income Tax</w:t>
+              <w:t xml:space="preserve">Income Tax{/}</w:t>
             </w:r>
             <w:r>
               <w:rPr>
@@ -2918,7 +2910,7 @@
           </w:tcPr>
           <w:p>
             <w:pPr>
-              <w:pStyle w:val="927"/>
+              <w:pStyle w:val="970"/>
               <w:pBdr/>
               <w:spacing/>
               <w:ind w:right="75"/>
@@ -2947,7 +2939,7 @@
           </w:p>
           <w:p>
             <w:pPr>
-              <w:pStyle w:val="927"/>
+              <w:pStyle w:val="970"/>
               <w:pBdr/>
               <w:spacing w:before="0"/>
               <w:ind/>
@@ -2992,7 +2984,7 @@
           </w:tcPr>
           <w:p>
             <w:pPr>
-              <w:pStyle w:val="927"/>
+              <w:pStyle w:val="970"/>
               <w:pBdr/>
               <w:spacing w:before="23"/>
               <w:ind w:left="42"/>
@@ -3032,7 +3024,7 @@
           </w:tcPr>
           <w:p>
             <w:pPr>
-              <w:pStyle w:val="927"/>
+              <w:pStyle w:val="970"/>
               <w:pBdr/>
               <w:spacing w:before="23"/>
               <w:ind w:right="293"/>
@@ -3085,7 +3077,7 @@
           </w:tcPr>
           <w:p>
             <w:pPr>
-              <w:pStyle w:val="927"/>
+              <w:pStyle w:val="970"/>
               <w:pBdr/>
               <w:spacing w:before="23"/>
               <w:ind w:right="293"/>
@@ -3130,7 +3122,7 @@
           </w:tcPr>
           <w:p>
             <w:pPr>
-              <w:pStyle w:val="927"/>
+              <w:pStyle w:val="970"/>
               <w:pBdr/>
               <w:spacing w:before="23"/>
               <w:ind w:right="75"/>
@@ -3172,7 +3164,7 @@
           </w:tcPr>
           <w:p>
             <w:pPr>
-              <w:pStyle w:val="927"/>
+              <w:pStyle w:val="970"/>
               <w:pBdr/>
               <w:spacing w:before="0"/>
               <w:ind/>
@@ -3191,13 +3183,13 @@
                 <w:spacing w:val="-5"/>
                 <w:sz w:val="18"/>
               </w:rPr>
-              <w:t xml:space="preserve">{#deduction}{pt}</w:t>
+              <w:t xml:space="preserve">{#deduction}{#pt}</w:t>
             </w:r>
             <w:r>
               <w:rPr>
                 <w:sz w:val="18"/>
               </w:rPr>
-              <w:t xml:space="preserve"> Professional Tax</w:t>
+              <w:t xml:space="preserve">Professional Tax{/}</w:t>
             </w:r>
             <w:r>
               <w:rPr>
@@ -3232,7 +3224,7 @@
           </w:tcPr>
           <w:p>
             <w:pPr>
-              <w:pStyle w:val="927"/>
+              <w:pStyle w:val="970"/>
               <w:pBdr/>
               <w:spacing/>
               <w:ind w:right="75"/>
@@ -3261,7 +3253,7 @@
           </w:p>
           <w:p>
             <w:pPr>
-              <w:pStyle w:val="927"/>
+              <w:pStyle w:val="970"/>
               <w:pBdr/>
               <w:spacing w:before="0"/>
               <w:ind/>
@@ -3305,7 +3297,7 @@
           </w:tcPr>
           <w:p>
             <w:pPr>
-              <w:pStyle w:val="927"/>
+              <w:pStyle w:val="970"/>
               <w:pBdr/>
               <w:spacing w:line="225" w:lineRule="exact"/>
               <w:ind w:left="43"/>
@@ -3352,7 +3344,7 @@
           </w:tcPr>
           <w:p>
             <w:pPr>
-              <w:pStyle w:val="927"/>
+              <w:pStyle w:val="970"/>
               <w:pBdr/>
               <w:spacing/>
               <w:ind w:right="293"/>
@@ -3428,7 +3420,7 @@
           </w:tcPr>
           <w:p>
             <w:pPr>
-              <w:pStyle w:val="927"/>
+              <w:pStyle w:val="970"/>
               <w:pBdr/>
               <w:spacing/>
               <w:ind w:right="293"/>
@@ -3502,7 +3494,7 @@
           </w:tcPr>
           <w:p>
             <w:pPr>
-              <w:pStyle w:val="927"/>
+              <w:pStyle w:val="970"/>
               <w:pBdr/>
               <w:spacing/>
               <w:ind w:right="75"/>
@@ -3543,7 +3535,7 @@
           </w:tcPr>
           <w:p>
             <w:pPr>
-              <w:pStyle w:val="927"/>
+              <w:pStyle w:val="970"/>
               <w:pBdr/>
               <w:spacing w:line="225" w:lineRule="exact"/>
               <w:ind w:left="43"/>
@@ -3591,7 +3583,7 @@
           </w:tcPr>
           <w:p>
             <w:pPr>
-              <w:pStyle w:val="927"/>
+              <w:pStyle w:val="970"/>
               <w:pBdr/>
               <w:spacing/>
               <w:ind w:right="75"/>
@@ -3639,7 +3631,7 @@
           </w:tcPr>
           <w:p>
             <w:pPr>
-              <w:pStyle w:val="927"/>
+              <w:pStyle w:val="970"/>
               <w:pBdr/>
               <w:tabs>
                 <w:tab w:val="left" w:leader="none" w:pos="4602"/>
@@ -3693,7 +3685,7 @@
           </w:p>
           <w:p>
             <w:pPr>
-              <w:pStyle w:val="927"/>
+              <w:pStyle w:val="970"/>
               <w:pBdr/>
               <w:spacing w:before="141"/>
               <w:ind w:left="72"/>
@@ -3735,7 +3727,7 @@
     </w:tbl>
     <w:p>
       <w:pPr>
-        <w:pStyle w:val="667"/>
+        <w:pStyle w:val="710"/>
         <w:pBdr/>
         <w:spacing w:before="42"/>
         <w:ind w:right="3318" w:left="3328"/>
@@ -3755,7 +3747,7 @@
     </w:p>
     <w:p>
       <w:pPr>
-        <w:pStyle w:val="667"/>
+        <w:pStyle w:val="710"/>
         <w:pBdr/>
         <w:spacing/>
         <w:ind/>
@@ -3781,7 +3773,7 @@
     </w:p>
     <w:p>
       <w:pPr>
-        <w:pStyle w:val="667"/>
+        <w:pStyle w:val="710"/>
         <w:pBdr/>
         <w:spacing/>
         <w:ind/>
@@ -3807,7 +3799,7 @@
     </w:p>
     <w:p>
       <w:pPr>
-        <w:pStyle w:val="667"/>
+        <w:pStyle w:val="710"/>
         <w:pBdr/>
         <w:spacing/>
         <w:ind/>
@@ -3833,7 +3825,7 @@
     </w:p>
     <w:p>
       <w:pPr>
-        <w:pStyle w:val="667"/>
+        <w:pStyle w:val="710"/>
         <w:pBdr/>
         <w:spacing/>
         <w:ind/>
@@ -3859,7 +3851,7 @@
     </w:p>
     <w:p>
       <w:pPr>
-        <w:pStyle w:val="667"/>
+        <w:pStyle w:val="710"/>
         <w:pBdr/>
         <w:spacing/>
         <w:ind/>
@@ -3885,7 +3877,7 @@
     </w:p>
     <w:p>
       <w:pPr>
-        <w:pStyle w:val="667"/>
+        <w:pStyle w:val="710"/>
         <w:pBdr/>
         <w:spacing/>
         <w:ind/>
@@ -3911,7 +3903,7 @@
     </w:p>
     <w:p>
       <w:pPr>
-        <w:pStyle w:val="667"/>
+        <w:pStyle w:val="710"/>
         <w:pBdr/>
         <w:spacing/>
         <w:ind/>
@@ -3937,7 +3929,7 @@
     </w:p>
     <w:p>
       <w:pPr>
-        <w:pStyle w:val="667"/>
+        <w:pStyle w:val="710"/>
         <w:pBdr/>
         <w:spacing/>
         <w:ind/>
@@ -3963,7 +3955,7 @@
     </w:p>
     <w:p>
       <w:pPr>
-        <w:pStyle w:val="667"/>
+        <w:pStyle w:val="710"/>
         <w:pBdr/>
         <w:spacing/>
         <w:ind/>
@@ -3989,7 +3981,7 @@
     </w:p>
     <w:p>
       <w:pPr>
-        <w:pStyle w:val="667"/>
+        <w:pStyle w:val="710"/>
         <w:pBdr/>
         <w:spacing/>
         <w:ind/>
@@ -4015,7 +4007,7 @@
     </w:p>
     <w:p>
       <w:pPr>
-        <w:pStyle w:val="667"/>
+        <w:pStyle w:val="710"/>
         <w:pBdr/>
         <w:spacing/>
         <w:ind/>
@@ -4041,7 +4033,7 @@
     </w:p>
     <w:p>
       <w:pPr>
-        <w:pStyle w:val="667"/>
+        <w:pStyle w:val="710"/>
         <w:pBdr/>
         <w:spacing/>
         <w:ind/>
@@ -4067,7 +4059,7 @@
     </w:p>
     <w:p>
       <w:pPr>
-        <w:pStyle w:val="667"/>
+        <w:pStyle w:val="710"/>
         <w:pBdr/>
         <w:spacing/>
         <w:ind/>
@@ -4093,7 +4085,7 @@
     </w:p>
     <w:p>
       <w:pPr>
-        <w:pStyle w:val="667"/>
+        <w:pStyle w:val="710"/>
         <w:pBdr/>
         <w:spacing/>
         <w:ind/>
@@ -4119,7 +4111,7 @@
     </w:p>
     <w:p>
       <w:pPr>
-        <w:pStyle w:val="667"/>
+        <w:pStyle w:val="710"/>
         <w:pBdr/>
         <w:spacing/>
         <w:ind/>
@@ -4145,7 +4137,7 @@
     </w:p>
     <w:p>
       <w:pPr>
-        <w:pStyle w:val="667"/>
+        <w:pStyle w:val="710"/>
         <w:pBdr/>
         <w:spacing/>
         <w:ind/>
@@ -4171,7 +4163,7 @@
     </w:p>
     <w:p>
       <w:pPr>
-        <w:pStyle w:val="667"/>
+        <w:pStyle w:val="710"/>
         <w:pBdr/>
         <w:spacing/>
         <w:ind/>
@@ -4197,7 +4189,7 @@
     </w:p>
     <w:p>
       <w:pPr>
-        <w:pStyle w:val="667"/>
+        <w:pStyle w:val="710"/>
         <w:pBdr/>
         <w:spacing/>
         <w:ind/>
@@ -4223,7 +4215,7 @@
     </w:p>
     <w:p>
       <w:pPr>
-        <w:pStyle w:val="667"/>
+        <w:pStyle w:val="710"/>
         <w:pBdr/>
         <w:spacing/>
         <w:ind/>
@@ -4249,7 +4241,7 @@
     </w:p>
     <w:p>
       <w:pPr>
-        <w:pStyle w:val="667"/>
+        <w:pStyle w:val="710"/>
         <w:pBdr/>
         <w:spacing/>
         <w:ind/>
@@ -4275,7 +4267,7 @@
     </w:p>
     <w:p>
       <w:pPr>
-        <w:pStyle w:val="667"/>
+        <w:pStyle w:val="710"/>
         <w:pBdr/>
         <w:spacing/>
         <w:ind/>
@@ -4301,7 +4293,7 @@
     </w:p>
     <w:p>
       <w:pPr>
-        <w:pStyle w:val="667"/>
+        <w:pStyle w:val="710"/>
         <w:pBdr/>
         <w:spacing/>
         <w:ind/>
@@ -4327,7 +4319,7 @@
     </w:p>
     <w:p>
       <w:pPr>
-        <w:pStyle w:val="667"/>
+        <w:pStyle w:val="710"/>
         <w:pBdr/>
         <w:spacing/>
         <w:ind/>
@@ -4353,7 +4345,7 @@
     </w:p>
     <w:p>
       <w:pPr>
-        <w:pStyle w:val="667"/>
+        <w:pStyle w:val="710"/>
         <w:pBdr/>
         <w:spacing/>
         <w:ind/>
@@ -4379,7 +4371,7 @@
     </w:p>
     <w:p>
       <w:pPr>
-        <w:pStyle w:val="667"/>
+        <w:pStyle w:val="710"/>
         <w:pBdr/>
         <w:spacing/>
         <w:ind/>
@@ -4405,7 +4397,7 @@
     </w:p>
     <w:p>
       <w:pPr>
-        <w:pStyle w:val="667"/>
+        <w:pStyle w:val="710"/>
         <w:pBdr/>
         <w:spacing/>
         <w:ind/>
@@ -4431,7 +4423,7 @@
     </w:p>
     <w:p>
       <w:pPr>
-        <w:pStyle w:val="667"/>
+        <w:pStyle w:val="710"/>
         <w:pBdr/>
         <w:spacing/>
         <w:ind/>
@@ -4457,7 +4449,7 @@
     </w:p>
     <w:p>
       <w:pPr>
-        <w:pStyle w:val="667"/>
+        <w:pStyle w:val="710"/>
         <w:pBdr/>
         <w:spacing/>
         <w:ind/>
@@ -4483,7 +4475,7 @@
     </w:p>
     <w:p>
       <w:pPr>
-        <w:pStyle w:val="667"/>
+        <w:pStyle w:val="710"/>
         <w:pBdr/>
         <w:spacing/>
         <w:ind/>
@@ -4509,7 +4501,7 @@
     </w:p>
     <w:p>
       <w:pPr>
-        <w:pStyle w:val="667"/>
+        <w:pStyle w:val="710"/>
         <w:pBdr/>
         <w:spacing/>
         <w:ind/>
@@ -4535,7 +4527,7 @@
     </w:p>
     <w:p>
       <w:pPr>
-        <w:pStyle w:val="667"/>
+        <w:pStyle w:val="710"/>
         <w:pBdr/>
         <w:spacing/>
         <w:ind/>
@@ -4561,7 +4553,7 @@
     </w:p>
     <w:p>
       <w:pPr>
-        <w:pStyle w:val="667"/>
+        <w:pStyle w:val="710"/>
         <w:pBdr/>
         <w:spacing/>
         <w:ind/>
@@ -4587,7 +4579,7 @@
     </w:p>
     <w:p>
       <w:pPr>
-        <w:pStyle w:val="667"/>
+        <w:pStyle w:val="710"/>
         <w:pBdr/>
         <w:spacing/>
         <w:ind/>
@@ -4613,7 +4605,7 @@
     </w:p>
     <w:p>
       <w:pPr>
-        <w:pStyle w:val="667"/>
+        <w:pStyle w:val="710"/>
         <w:pBdr/>
         <w:spacing/>
         <w:ind/>
@@ -4639,7 +4631,7 @@
     </w:p>
     <w:p>
       <w:pPr>
-        <w:pStyle w:val="667"/>
+        <w:pStyle w:val="710"/>
         <w:pBdr/>
         <w:spacing/>
         <w:ind/>
@@ -4665,7 +4657,7 @@
     </w:p>
     <w:p>
       <w:pPr>
-        <w:pStyle w:val="667"/>
+        <w:pStyle w:val="710"/>
         <w:pBdr/>
         <w:spacing/>
         <w:ind/>
@@ -4691,7 +4683,7 @@
     </w:p>
     <w:p>
       <w:pPr>
-        <w:pStyle w:val="667"/>
+        <w:pStyle w:val="710"/>
         <w:pBdr/>
         <w:spacing/>
         <w:ind/>
@@ -4948,10 +4940,10 @@
     <w:lsdException w:name="Bibliography" w:uiPriority="37"/>
     <w:lsdException w:name="TOC Heading" w:uiPriority="39" w:qFormat="1"/>
   </w:latentStyles>
-  <w:style w:type="character" w:styleId="654">
+  <w:style w:type="character" w:styleId="697">
     <w:name w:val="Caption Char"/>
-    <w:basedOn w:val="668"/>
-    <w:link w:val="673"/>
+    <w:basedOn w:val="711"/>
+    <w:link w:val="716"/>
     <w:uiPriority w:val="99"/>
     <w:pPr>
       <w:pBdr/>
@@ -4959,7 +4951,7 @@
       <w:ind/>
     </w:pPr>
   </w:style>
-  <w:style w:type="paragraph" w:styleId="655" w:default="1">
+  <w:style w:type="paragraph" w:styleId="698" w:default="1">
     <w:name w:val="Normal"/>
     <w:uiPriority w:val="1"/>
     <w:qFormat/>
@@ -4976,11 +4968,11 @@
       <w:lang w:val="en-US" w:eastAsia="en-US" w:bidi="ar-SA"/>
     </w:rPr>
   </w:style>
-  <w:style w:type="paragraph" w:styleId="656">
+  <w:style w:type="paragraph" w:styleId="699">
     <w:name w:val="Heading 1"/>
-    <w:basedOn w:val="655"/>
-    <w:next w:val="655"/>
-    <w:link w:val="900"/>
+    <w:basedOn w:val="698"/>
+    <w:next w:val="698"/>
+    <w:link w:val="943"/>
     <w:uiPriority w:val="9"/>
     <w:qFormat/>
     <w:pPr>
@@ -4998,11 +4990,11 @@
       <w:szCs w:val="40"/>
     </w:rPr>
   </w:style>
-  <w:style w:type="paragraph" w:styleId="657">
+  <w:style w:type="paragraph" w:styleId="700">
     <w:name w:val="Heading 2"/>
-    <w:basedOn w:val="655"/>
-    <w:next w:val="655"/>
-    <w:link w:val="901"/>
+    <w:basedOn w:val="698"/>
+    <w:next w:val="698"/>
+    <w:link w:val="944"/>
     <w:uiPriority w:val="9"/>
     <w:unhideWhenUsed/>
     <w:qFormat/>
@@ -5021,11 +5013,11 @@
       <w:szCs w:val="32"/>
     </w:rPr>
   </w:style>
-  <w:style w:type="paragraph" w:styleId="658">
+  <w:style w:type="paragraph" w:styleId="701">
     <w:name w:val="Heading 3"/>
-    <w:basedOn w:val="655"/>
-    <w:next w:val="655"/>
-    <w:link w:val="902"/>
+    <w:basedOn w:val="698"/>
+    <w:next w:val="698"/>
+    <w:link w:val="945"/>
     <w:uiPriority w:val="9"/>
     <w:unhideWhenUsed/>
     <w:qFormat/>
@@ -5044,11 +5036,11 @@
       <w:szCs w:val="28"/>
     </w:rPr>
   </w:style>
-  <w:style w:type="paragraph" w:styleId="659">
+  <w:style w:type="paragraph" w:styleId="702">
     <w:name w:val="Heading 4"/>
-    <w:basedOn w:val="655"/>
-    <w:next w:val="655"/>
-    <w:link w:val="903"/>
+    <w:basedOn w:val="698"/>
+    <w:next w:val="698"/>
+    <w:link w:val="946"/>
     <w:uiPriority w:val="9"/>
     <w:unhideWhenUsed/>
     <w:qFormat/>
@@ -5067,11 +5059,11 @@
       <w:color w:val="366091" w:themeColor="accent1" w:themeShade="BF"/>
     </w:rPr>
   </w:style>
-  <w:style w:type="paragraph" w:styleId="660">
+  <w:style w:type="paragraph" w:styleId="703">
     <w:name w:val="Heading 5"/>
-    <w:basedOn w:val="655"/>
-    <w:next w:val="655"/>
-    <w:link w:val="904"/>
+    <w:basedOn w:val="698"/>
+    <w:next w:val="698"/>
+    <w:link w:val="947"/>
     <w:uiPriority w:val="9"/>
     <w:unhideWhenUsed/>
     <w:qFormat/>
@@ -5088,11 +5080,11 @@
       <w:color w:val="366091" w:themeColor="accent1" w:themeShade="BF"/>
     </w:rPr>
   </w:style>
-  <w:style w:type="paragraph" w:styleId="661">
+  <w:style w:type="paragraph" w:styleId="704">
     <w:name w:val="Heading 6"/>
-    <w:basedOn w:val="655"/>
-    <w:next w:val="655"/>
-    <w:link w:val="905"/>
+    <w:basedOn w:val="698"/>
+    <w:next w:val="698"/>
+    <w:link w:val="948"/>
     <w:uiPriority w:val="9"/>
     <w:unhideWhenUsed/>
     <w:qFormat/>
@@ -5111,11 +5103,11 @@
       <w:color w:val="585858" w:themeColor="text1" w:themeTint="A6"/>
     </w:rPr>
   </w:style>
-  <w:style w:type="paragraph" w:styleId="662">
+  <w:style w:type="paragraph" w:styleId="705">
     <w:name w:val="Heading 7"/>
-    <w:basedOn w:val="655"/>
-    <w:next w:val="655"/>
-    <w:link w:val="906"/>
+    <w:basedOn w:val="698"/>
+    <w:next w:val="698"/>
+    <w:link w:val="949"/>
     <w:uiPriority w:val="9"/>
     <w:unhideWhenUsed/>
     <w:qFormat/>
@@ -5132,11 +5124,11 @@
       <w:color w:val="585858" w:themeColor="text1" w:themeTint="A6"/>
     </w:rPr>
   </w:style>
-  <w:style w:type="paragraph" w:styleId="663">
+  <w:style w:type="paragraph" w:styleId="706">
     <w:name w:val="Heading 8"/>
-    <w:basedOn w:val="655"/>
-    <w:next w:val="655"/>
-    <w:link w:val="907"/>
+    <w:basedOn w:val="698"/>
+    <w:next w:val="698"/>
+    <w:link w:val="950"/>
     <w:uiPriority w:val="9"/>
     <w:unhideWhenUsed/>
     <w:qFormat/>
@@ -5155,11 +5147,11 @@
       <w:color w:val="262626" w:themeColor="text1" w:themeTint="D8"/>
     </w:rPr>
   </w:style>
-  <w:style w:type="paragraph" w:styleId="664">
+  <w:style w:type="paragraph" w:styleId="707">
     <w:name w:val="Heading 9"/>
-    <w:basedOn w:val="655"/>
-    <w:next w:val="655"/>
-    <w:link w:val="908"/>
+    <w:basedOn w:val="698"/>
+    <w:next w:val="698"/>
+    <w:link w:val="951"/>
     <w:uiPriority w:val="9"/>
     <w:unhideWhenUsed/>
     <w:qFormat/>
@@ -5178,7 +5170,7 @@
       <w:color w:val="262626" w:themeColor="text1" w:themeTint="D8"/>
     </w:rPr>
   </w:style>
-  <w:style w:type="character" w:styleId="665" w:default="1">
+  <w:style w:type="character" w:styleId="708" w:default="1">
     <w:name w:val="Default Paragraph Font"/>
     <w:uiPriority w:val="1"/>
     <w:semiHidden/>
@@ -5190,7 +5182,7 @@
       <w:ind/>
     </w:pPr>
   </w:style>
-  <w:style w:type="table" w:styleId="666" w:default="1">
+  <w:style w:type="table" w:styleId="709" w:default="1">
     <w:name w:val="Normal Table"/>
     <w:uiPriority w:val="99"/>
     <w:semiHidden/>
@@ -5382,9 +5374,9 @@
       </w:tcPr>
     </w:tblStylePr>
   </w:style>
-  <w:style w:type="paragraph" w:styleId="667">
+  <w:style w:type="paragraph" w:styleId="710">
     <w:name w:val="Body Text"/>
-    <w:basedOn w:val="655"/>
+    <w:basedOn w:val="698"/>
     <w:uiPriority w:val="1"/>
     <w:qFormat/>
     <w:pPr>
@@ -5397,10 +5389,10 @@
       <w:szCs w:val="18"/>
     </w:rPr>
   </w:style>
-  <w:style w:type="paragraph" w:styleId="668">
+  <w:style w:type="paragraph" w:styleId="711">
     <w:name w:val="Caption"/>
-    <w:basedOn w:val="655"/>
-    <w:next w:val="655"/>
+    <w:basedOn w:val="698"/>
+    <w:next w:val="698"/>
     <w:uiPriority w:val="35"/>
     <w:unhideWhenUsed/>
     <w:qFormat/>
@@ -5417,9 +5409,9 @@
       <w:szCs w:val="18"/>
     </w:rPr>
   </w:style>
-  <w:style w:type="character" w:styleId="669">
+  <w:style w:type="character" w:styleId="712">
     <w:name w:val="Emphasis"/>
-    <w:basedOn w:val="665"/>
+    <w:basedOn w:val="708"/>
     <w:uiPriority w:val="20"/>
     <w:qFormat/>
     <w:pPr>
@@ -5432,9 +5424,9 @@
       <w:iCs/>
     </w:rPr>
   </w:style>
-  <w:style w:type="character" w:styleId="670">
+  <w:style w:type="character" w:styleId="713">
     <w:name w:val="endnote reference"/>
-    <w:basedOn w:val="665"/>
+    <w:basedOn w:val="708"/>
     <w:uiPriority w:val="99"/>
     <w:semiHidden/>
     <w:unhideWhenUsed/>
@@ -5447,10 +5439,10 @@
       <w:vertAlign w:val="superscript"/>
     </w:rPr>
   </w:style>
-  <w:style w:type="paragraph" w:styleId="671">
+  <w:style w:type="paragraph" w:styleId="714">
     <w:name w:val="endnote text"/>
-    <w:basedOn w:val="655"/>
-    <w:link w:val="924"/>
+    <w:basedOn w:val="698"/>
+    <w:link w:val="967"/>
     <w:uiPriority w:val="99"/>
     <w:semiHidden/>
     <w:unhideWhenUsed/>
@@ -5464,9 +5456,9 @@
       <w:szCs w:val="20"/>
     </w:rPr>
   </w:style>
-  <w:style w:type="character" w:styleId="672">
+  <w:style w:type="character" w:styleId="715">
     <w:name w:val="FollowedHyperlink"/>
-    <w:basedOn w:val="665"/>
+    <w:basedOn w:val="708"/>
     <w:uiPriority w:val="99"/>
     <w:semiHidden/>
     <w:unhideWhenUsed/>
@@ -5480,10 +5472,10 @@
       <w:u w:val="single"/>
     </w:rPr>
   </w:style>
-  <w:style w:type="paragraph" w:styleId="673">
+  <w:style w:type="paragraph" w:styleId="716">
     <w:name w:val="Footer"/>
-    <w:basedOn w:val="655"/>
-    <w:link w:val="922"/>
+    <w:basedOn w:val="698"/>
+    <w:link w:val="965"/>
     <w:uiPriority w:val="99"/>
     <w:unhideWhenUsed/>
     <w:pPr>
@@ -5496,9 +5488,9 @@
       <w:ind/>
     </w:pPr>
   </w:style>
-  <w:style w:type="character" w:styleId="674">
+  <w:style w:type="character" w:styleId="717">
     <w:name w:val="footnote reference"/>
-    <w:basedOn w:val="665"/>
+    <w:basedOn w:val="708"/>
     <w:uiPriority w:val="99"/>
     <w:semiHidden/>
     <w:unhideWhenUsed/>
@@ -5511,10 +5503,10 @@
       <w:vertAlign w:val="superscript"/>
     </w:rPr>
   </w:style>
-  <w:style w:type="paragraph" w:styleId="675">
+  <w:style w:type="paragraph" w:styleId="718">
     <w:name w:val="footnote text"/>
-    <w:basedOn w:val="655"/>
-    <w:link w:val="923"/>
+    <w:basedOn w:val="698"/>
+    <w:link w:val="966"/>
     <w:uiPriority w:val="99"/>
     <w:semiHidden/>
     <w:unhideWhenUsed/>
@@ -5528,10 +5520,10 @@
       <w:szCs w:val="20"/>
     </w:rPr>
   </w:style>
-  <w:style w:type="paragraph" w:styleId="676">
+  <w:style w:type="paragraph" w:styleId="719">
     <w:name w:val="Header"/>
-    <w:basedOn w:val="655"/>
-    <w:link w:val="921"/>
+    <w:basedOn w:val="698"/>
+    <w:link w:val="964"/>
     <w:uiPriority w:val="99"/>
     <w:unhideWhenUsed/>
     <w:pPr>
@@ -5544,9 +5536,9 @@
       <w:ind/>
     </w:pPr>
   </w:style>
-  <w:style w:type="character" w:styleId="677">
+  <w:style w:type="character" w:styleId="720">
     <w:name w:val="Hyperlink"/>
-    <w:basedOn w:val="665"/>
+    <w:basedOn w:val="708"/>
     <w:uiPriority w:val="99"/>
     <w:unhideWhenUsed/>
     <w:pPr>
@@ -5559,9 +5551,9 @@
       <w:u w:val="single"/>
     </w:rPr>
   </w:style>
-  <w:style w:type="character" w:styleId="678">
+  <w:style w:type="character" w:styleId="721">
     <w:name w:val="Strong"/>
-    <w:basedOn w:val="665"/>
+    <w:basedOn w:val="708"/>
     <w:uiPriority w:val="22"/>
     <w:qFormat/>
     <w:pPr>
@@ -5574,11 +5566,11 @@
       <w:bCs/>
     </w:rPr>
   </w:style>
-  <w:style w:type="paragraph" w:styleId="679">
+  <w:style w:type="paragraph" w:styleId="722">
     <w:name w:val="Subtitle"/>
-    <w:basedOn w:val="655"/>
-    <w:next w:val="655"/>
-    <w:link w:val="910"/>
+    <w:basedOn w:val="698"/>
+    <w:next w:val="698"/>
+    <w:link w:val="953"/>
     <w:uiPriority w:val="11"/>
     <w:qFormat/>
     <w:pPr>
@@ -5593,9 +5585,9 @@
       <w:szCs w:val="28"/>
     </w:rPr>
   </w:style>
-  <w:style w:type="table" w:styleId="680">
+  <w:style w:type="table" w:styleId="723">
     <w:name w:val="Table Grid"/>
-    <w:basedOn w:val="666"/>
+    <w:basedOn w:val="709"/>
     <w:uiPriority w:val="59"/>
     <w:pPr>
       <w:pBdr/>
@@ -5785,10 +5777,10 @@
       </w:tcPr>
     </w:tblStylePr>
   </w:style>
-  <w:style w:type="paragraph" w:styleId="681">
+  <w:style w:type="paragraph" w:styleId="724">
     <w:name w:val="table of figures"/>
-    <w:basedOn w:val="655"/>
-    <w:next w:val="655"/>
+    <w:basedOn w:val="698"/>
+    <w:next w:val="698"/>
     <w:uiPriority w:val="99"/>
     <w:unhideWhenUsed/>
     <w:pPr>
@@ -5797,10 +5789,10 @@
       <w:ind/>
     </w:pPr>
   </w:style>
-  <w:style w:type="paragraph" w:styleId="682">
+  <w:style w:type="paragraph" w:styleId="725">
     <w:name w:val="Title"/>
-    <w:basedOn w:val="655"/>
-    <w:link w:val="909"/>
+    <w:basedOn w:val="698"/>
+    <w:link w:val="952"/>
     <w:uiPriority w:val="1"/>
     <w:qFormat/>
     <w:pPr>
@@ -5813,10 +5805,10 @@
       <w:szCs w:val="20"/>
     </w:rPr>
   </w:style>
-  <w:style w:type="paragraph" w:styleId="683">
+  <w:style w:type="paragraph" w:styleId="726">
     <w:name w:val="toc 1"/>
-    <w:basedOn w:val="655"/>
-    <w:next w:val="655"/>
+    <w:basedOn w:val="698"/>
+    <w:next w:val="698"/>
     <w:uiPriority w:val="39"/>
     <w:unhideWhenUsed/>
     <w:pPr>
@@ -5825,10 +5817,10 @@
       <w:ind/>
     </w:pPr>
   </w:style>
-  <w:style w:type="paragraph" w:styleId="684">
+  <w:style w:type="paragraph" w:styleId="727">
     <w:name w:val="toc 2"/>
-    <w:basedOn w:val="655"/>
-    <w:next w:val="655"/>
+    <w:basedOn w:val="698"/>
+    <w:next w:val="698"/>
     <w:uiPriority w:val="39"/>
     <w:unhideWhenUsed/>
     <w:pPr>
@@ -5837,10 +5829,10 @@
       <w:ind w:left="220"/>
     </w:pPr>
   </w:style>
-  <w:style w:type="paragraph" w:styleId="685">
+  <w:style w:type="paragraph" w:styleId="728">
     <w:name w:val="toc 3"/>
-    <w:basedOn w:val="655"/>
-    <w:next w:val="655"/>
+    <w:basedOn w:val="698"/>
+    <w:next w:val="698"/>
     <w:uiPriority w:val="39"/>
     <w:unhideWhenUsed/>
     <w:pPr>
@@ -5849,10 +5841,10 @@
       <w:ind w:left="440"/>
     </w:pPr>
   </w:style>
-  <w:style w:type="paragraph" w:styleId="686">
+  <w:style w:type="paragraph" w:styleId="729">
     <w:name w:val="toc 4"/>
-    <w:basedOn w:val="655"/>
-    <w:next w:val="655"/>
+    <w:basedOn w:val="698"/>
+    <w:next w:val="698"/>
     <w:uiPriority w:val="39"/>
     <w:unhideWhenUsed/>
     <w:pPr>
@@ -5861,10 +5853,10 @@
       <w:ind w:left="660"/>
     </w:pPr>
   </w:style>
-  <w:style w:type="paragraph" w:styleId="687">
+  <w:style w:type="paragraph" w:styleId="730">
     <w:name w:val="toc 5"/>
-    <w:basedOn w:val="655"/>
-    <w:next w:val="655"/>
+    <w:basedOn w:val="698"/>
+    <w:next w:val="698"/>
     <w:uiPriority w:val="39"/>
     <w:unhideWhenUsed/>
     <w:pPr>
@@ -5873,10 +5865,10 @@
       <w:ind w:left="880"/>
     </w:pPr>
   </w:style>
-  <w:style w:type="paragraph" w:styleId="688">
+  <w:style w:type="paragraph" w:styleId="731">
     <w:name w:val="toc 6"/>
-    <w:basedOn w:val="655"/>
-    <w:next w:val="655"/>
+    <w:basedOn w:val="698"/>
+    <w:next w:val="698"/>
     <w:uiPriority w:val="39"/>
     <w:unhideWhenUsed/>
     <w:pPr>
@@ -5885,10 +5877,10 @@
       <w:ind w:left="1100"/>
     </w:pPr>
   </w:style>
-  <w:style w:type="paragraph" w:styleId="689">
+  <w:style w:type="paragraph" w:styleId="732">
     <w:name w:val="toc 7"/>
-    <w:basedOn w:val="655"/>
-    <w:next w:val="655"/>
+    <w:basedOn w:val="698"/>
+    <w:next w:val="698"/>
     <w:uiPriority w:val="39"/>
     <w:unhideWhenUsed/>
     <w:pPr>
@@ -5897,10 +5889,10 @@
       <w:ind w:left="1320"/>
     </w:pPr>
   </w:style>
-  <w:style w:type="paragraph" w:styleId="690">
+  <w:style w:type="paragraph" w:styleId="733">
     <w:name w:val="toc 8"/>
-    <w:basedOn w:val="655"/>
-    <w:next w:val="655"/>
+    <w:basedOn w:val="698"/>
+    <w:next w:val="698"/>
     <w:uiPriority w:val="39"/>
     <w:unhideWhenUsed/>
     <w:pPr>
@@ -5909,10 +5901,10 @@
       <w:ind w:left="1540"/>
     </w:pPr>
   </w:style>
-  <w:style w:type="paragraph" w:styleId="691">
+  <w:style w:type="paragraph" w:styleId="734">
     <w:name w:val="toc 9"/>
-    <w:basedOn w:val="655"/>
-    <w:next w:val="655"/>
+    <w:basedOn w:val="698"/>
+    <w:next w:val="698"/>
     <w:uiPriority w:val="39"/>
     <w:unhideWhenUsed/>
     <w:pPr>
@@ -5921,9 +5913,9 @@
       <w:ind w:left="1760"/>
     </w:pPr>
   </w:style>
-  <w:style w:type="table" w:styleId="692" w:customStyle="1">
+  <w:style w:type="table" w:styleId="735" w:customStyle="1">
     <w:name w:val="Table Grid Light"/>
-    <w:basedOn w:val="666"/>
+    <w:basedOn w:val="709"/>
     <w:uiPriority w:val="59"/>
     <w:qFormat/>
     <w:pPr>
@@ -6120,9 +6112,9 @@
       </w:tcPr>
     </w:tblStylePr>
   </w:style>
-  <w:style w:type="table" w:styleId="693" w:customStyle="1">
+  <w:style w:type="table" w:styleId="736" w:customStyle="1">
     <w:name w:val="Grid Table 1 Light - Accent 1"/>
-    <w:basedOn w:val="666"/>
+    <w:basedOn w:val="709"/>
     <w:uiPriority w:val="99"/>
     <w:qFormat/>
     <w:pPr>
@@ -6341,9 +6333,9 @@
       </w:tcPr>
     </w:tblStylePr>
   </w:style>
-  <w:style w:type="table" w:styleId="694" w:customStyle="1">
+  <w:style w:type="table" w:styleId="737" w:customStyle="1">
     <w:name w:val="Grid Table 1 Light - Accent 2"/>
-    <w:basedOn w:val="666"/>
+    <w:basedOn w:val="709"/>
     <w:uiPriority w:val="99"/>
     <w:qFormat/>
     <w:pPr>
@@ -6562,9 +6554,9 @@
       </w:tcPr>
     </w:tblStylePr>
   </w:style>
-  <w:style w:type="table" w:styleId="695" w:customStyle="1">
+  <w:style w:type="table" w:styleId="738" w:customStyle="1">
     <w:name w:val="Grid Table 1 Light - Accent 3"/>
-    <w:basedOn w:val="666"/>
+    <w:basedOn w:val="709"/>
     <w:uiPriority w:val="99"/>
     <w:qFormat/>
     <w:pPr>
@@ -6783,9 +6775,9 @@
       </w:tcPr>
     </w:tblStylePr>
   </w:style>
-  <w:style w:type="table" w:styleId="696" w:customStyle="1">
+  <w:style w:type="table" w:styleId="739" w:customStyle="1">
     <w:name w:val="Grid Table 1 Light - Accent 4"/>
-    <w:basedOn w:val="666"/>
+    <w:basedOn w:val="709"/>
     <w:uiPriority w:val="99"/>
     <w:qFormat/>
     <w:pPr>
@@ -7004,9 +6996,9 @@
       </w:tcPr>
     </w:tblStylePr>
   </w:style>
-  <w:style w:type="table" w:styleId="697" w:customStyle="1">
+  <w:style w:type="table" w:styleId="740" w:customStyle="1">
     <w:name w:val="Grid Table 1 Light - Accent 5"/>
-    <w:basedOn w:val="666"/>
+    <w:basedOn w:val="709"/>
     <w:uiPriority w:val="99"/>
     <w:qFormat/>
     <w:pPr>
@@ -7225,9 +7217,9 @@
       </w:tcPr>
     </w:tblStylePr>
   </w:style>
-  <w:style w:type="table" w:styleId="698" w:customStyle="1">
+  <w:style w:type="table" w:styleId="741" w:customStyle="1">
     <w:name w:val="Grid Table 1 Light - Accent 6"/>
-    <w:basedOn w:val="666"/>
+    <w:basedOn w:val="709"/>
     <w:uiPriority w:val="99"/>
     <w:qFormat/>
     <w:pPr>
@@ -7446,9 +7438,9 @@
       </w:tcPr>
     </w:tblStylePr>
   </w:style>
-  <w:style w:type="table" w:styleId="699" w:customStyle="1">
+  <w:style w:type="table" w:styleId="742" w:customStyle="1">
     <w:name w:val="Grid Table 2 - Accent 1"/>
-    <w:basedOn w:val="666"/>
+    <w:basedOn w:val="709"/>
     <w:uiPriority w:val="99"/>
     <w:qFormat/>
     <w:pPr>
@@ -7676,9 +7668,9 @@
       </w:tcPr>
     </w:tblStylePr>
   </w:style>
-  <w:style w:type="table" w:styleId="700" w:customStyle="1">
+  <w:style w:type="table" w:styleId="743" w:customStyle="1">
     <w:name w:val="Grid Table 2 - Accent 2"/>
-    <w:basedOn w:val="666"/>
+    <w:basedOn w:val="709"/>
     <w:uiPriority w:val="99"/>
     <w:pPr>
       <w:pBdr/>
@@ -7905,9 +7897,9 @@
       </w:tcPr>
     </w:tblStylePr>
   </w:style>
-  <w:style w:type="table" w:styleId="701" w:customStyle="1">
+  <w:style w:type="table" w:styleId="744" w:customStyle="1">
     <w:name w:val="Grid Table 2 - Accent 3"/>
-    <w:basedOn w:val="666"/>
+    <w:basedOn w:val="709"/>
     <w:uiPriority w:val="99"/>
     <w:qFormat/>
     <w:pPr>
@@ -8135,9 +8127,9 @@
       </w:tcPr>
     </w:tblStylePr>
   </w:style>
-  <w:style w:type="table" w:styleId="702" w:customStyle="1">
+  <w:style w:type="table" w:styleId="745" w:customStyle="1">
     <w:name w:val="Grid Table 2 - Accent 4"/>
-    <w:basedOn w:val="666"/>
+    <w:basedOn w:val="709"/>
     <w:uiPriority w:val="99"/>
     <w:qFormat/>
     <w:pPr>
@@ -8365,9 +8357,9 @@
       </w:tcPr>
     </w:tblStylePr>
   </w:style>
-  <w:style w:type="table" w:styleId="703" w:customStyle="1">
+  <w:style w:type="table" w:styleId="746" w:customStyle="1">
     <w:name w:val="Grid Table 2 - Accent 5"/>
-    <w:basedOn w:val="666"/>
+    <w:basedOn w:val="709"/>
     <w:uiPriority w:val="99"/>
     <w:qFormat/>
     <w:pPr>
@@ -8595,9 +8587,9 @@
       </w:tcPr>
     </w:tblStylePr>
   </w:style>
-  <w:style w:type="table" w:styleId="704" w:customStyle="1">
+  <w:style w:type="table" w:styleId="747" w:customStyle="1">
     <w:name w:val="Grid Table 2 - Accent 6"/>
-    <w:basedOn w:val="666"/>
+    <w:basedOn w:val="709"/>
     <w:uiPriority w:val="99"/>
     <w:qFormat/>
     <w:pPr>
@@ -8825,9 +8817,9 @@
       </w:tcPr>
     </w:tblStylePr>
   </w:style>
-  <w:style w:type="table" w:styleId="705" w:customStyle="1">
+  <w:style w:type="table" w:styleId="748" w:customStyle="1">
     <w:name w:val="Grid Table 3 - Accent 1"/>
-    <w:basedOn w:val="666"/>
+    <w:basedOn w:val="709"/>
     <w:uiPriority w:val="99"/>
     <w:qFormat/>
     <w:pPr>
@@ -9068,9 +9060,9 @@
       </w:tcPr>
     </w:tblStylePr>
   </w:style>
-  <w:style w:type="table" w:styleId="706" w:customStyle="1">
+  <w:style w:type="table" w:styleId="749" w:customStyle="1">
     <w:name w:val="Grid Table 3 - Accent 2"/>
-    <w:basedOn w:val="666"/>
+    <w:basedOn w:val="709"/>
     <w:uiPriority w:val="99"/>
     <w:pPr>
       <w:pBdr/>
@@ -9310,9 +9302,9 @@
       </w:tcPr>
     </w:tblStylePr>
   </w:style>
-  <w:style w:type="table" w:styleId="707" w:customStyle="1">
+  <w:style w:type="table" w:styleId="750" w:customStyle="1">
     <w:name w:val="Grid Table 3 - Accent 3"/>
-    <w:basedOn w:val="666"/>
+    <w:basedOn w:val="709"/>
     <w:uiPriority w:val="99"/>
     <w:qFormat/>
     <w:pPr>
@@ -9553,9 +9545,9 @@
       </w:tcPr>
     </w:tblStylePr>
   </w:style>
-  <w:style w:type="table" w:styleId="708" w:customStyle="1">
+  <w:style w:type="table" w:styleId="751" w:customStyle="1">
     <w:name w:val="Grid Table 3 - Accent 4"/>
-    <w:basedOn w:val="666"/>
+    <w:basedOn w:val="709"/>
     <w:uiPriority w:val="99"/>
     <w:pPr>
       <w:pBdr/>
@@ -9795,9 +9787,9 @@
       </w:tcPr>
     </w:tblStylePr>
   </w:style>
-  <w:style w:type="table" w:styleId="709" w:customStyle="1">
+  <w:style w:type="table" w:styleId="752" w:customStyle="1">
     <w:name w:val="Grid Table 3 - Accent 5"/>
-    <w:basedOn w:val="666"/>
+    <w:basedOn w:val="709"/>
     <w:uiPriority w:val="99"/>
     <w:pPr>
       <w:pBdr/>
@@ -10037,9 +10029,9 @@
       </w:tcPr>
     </w:tblStylePr>
   </w:style>
-  <w:style w:type="table" w:styleId="710" w:customStyle="1">
+  <w:style w:type="table" w:styleId="753" w:customStyle="1">
     <w:name w:val="Grid Table 3 - Accent 6"/>
-    <w:basedOn w:val="666"/>
+    <w:basedOn w:val="709"/>
     <w:uiPriority w:val="99"/>
     <w:pPr>
       <w:pBdr/>
@@ -10279,9 +10271,9 @@
       </w:tcPr>
     </w:tblStylePr>
   </w:style>
-  <w:style w:type="table" w:styleId="711" w:customStyle="1">
+  <w:style w:type="table" w:styleId="754" w:customStyle="1">
     <w:name w:val="Grid Table 4 - Accent 1"/>
-    <w:basedOn w:val="666"/>
+    <w:basedOn w:val="709"/>
     <w:uiPriority w:val="59"/>
     <w:pPr>
       <w:pBdr/>
@@ -10509,9 +10501,9 @@
       </w:tcPr>
     </w:tblStylePr>
   </w:style>
-  <w:style w:type="table" w:styleId="712" w:customStyle="1">
+  <w:style w:type="table" w:styleId="755" w:customStyle="1">
     <w:name w:val="Grid Table 4 - Accent 2"/>
-    <w:basedOn w:val="666"/>
+    <w:basedOn w:val="709"/>
     <w:uiPriority w:val="59"/>
     <w:pPr>
       <w:pBdr/>
@@ -10739,9 +10731,9 @@
       </w:tcPr>
     </w:tblStylePr>
   </w:style>
-  <w:style w:type="table" w:styleId="713" w:customStyle="1">
+  <w:style w:type="table" w:styleId="756" w:customStyle="1">
     <w:name w:val="Grid Table 4 - Accent 3"/>
-    <w:basedOn w:val="666"/>
+    <w:basedOn w:val="709"/>
     <w:uiPriority w:val="59"/>
     <w:pPr>
       <w:pBdr/>
@@ -10969,9 +10961,9 @@
       </w:tcPr>
     </w:tblStylePr>
   </w:style>
-  <w:style w:type="table" w:styleId="714" w:customStyle="1">
+  <w:style w:type="table" w:styleId="757" w:customStyle="1">
     <w:name w:val="Grid Table 4 - Accent 4"/>
-    <w:basedOn w:val="666"/>
+    <w:basedOn w:val="709"/>
     <w:uiPriority w:val="59"/>
     <w:pPr>
       <w:pBdr/>
@@ -11199,9 +11191,9 @@
       </w:tcPr>
     </w:tblStylePr>
   </w:style>
-  <w:style w:type="table" w:styleId="715" w:customStyle="1">
+  <w:style w:type="table" w:styleId="758" w:customStyle="1">
     <w:name w:val="Grid Table 4 - Accent 5"/>
-    <w:basedOn w:val="666"/>
+    <w:basedOn w:val="709"/>
     <w:uiPriority w:val="59"/>
     <w:pPr>
       <w:pBdr/>
@@ -11429,9 +11421,9 @@
       </w:tcPr>
     </w:tblStylePr>
   </w:style>
-  <w:style w:type="table" w:styleId="716" w:customStyle="1">
+  <w:style w:type="table" w:styleId="759" w:customStyle="1">
     <w:name w:val="Grid Table 4 - Accent 6"/>
-    <w:basedOn w:val="666"/>
+    <w:basedOn w:val="709"/>
     <w:uiPriority w:val="59"/>
     <w:pPr>
       <w:pBdr/>
@@ -11659,9 +11651,9 @@
       </w:tcPr>
     </w:tblStylePr>
   </w:style>
-  <w:style w:type="table" w:styleId="717" w:customStyle="1">
+  <w:style w:type="table" w:styleId="760" w:customStyle="1">
     <w:name w:val="Grid Table 5 Dark - Accent 2"/>
-    <w:basedOn w:val="666"/>
+    <w:basedOn w:val="709"/>
     <w:uiPriority w:val="99"/>
     <w:pPr>
       <w:pBdr/>
@@ -11883,9 +11875,9 @@
       </w:tcPr>
     </w:tblStylePr>
   </w:style>
-  <w:style w:type="table" w:styleId="718" w:customStyle="1">
+  <w:style w:type="table" w:styleId="761" w:customStyle="1">
     <w:name w:val="Grid Table 5 Dark - Accent 3"/>
-    <w:basedOn w:val="666"/>
+    <w:basedOn w:val="709"/>
     <w:uiPriority w:val="99"/>
     <w:pPr>
       <w:pBdr/>
@@ -12107,9 +12099,9 @@
       </w:tcPr>
     </w:tblStylePr>
   </w:style>
-  <w:style w:type="table" w:styleId="719" w:customStyle="1">
+  <w:style w:type="table" w:styleId="762" w:customStyle="1">
     <w:name w:val="Grid Table 5 Dark - Accent 5"/>
-    <w:basedOn w:val="666"/>
+    <w:basedOn w:val="709"/>
     <w:uiPriority w:val="99"/>
     <w:pPr>
       <w:pBdr/>
@@ -12331,9 +12323,9 @@
       </w:tcPr>
     </w:tblStylePr>
   </w:style>
-  <w:style w:type="table" w:styleId="720" w:customStyle="1">
+  <w:style w:type="table" w:styleId="763" w:customStyle="1">
     <w:name w:val="Grid Table 5 Dark - Accent 6"/>
-    <w:basedOn w:val="666"/>
+    <w:basedOn w:val="709"/>
     <w:uiPriority w:val="99"/>
     <w:pPr>
       <w:pBdr/>
@@ -12555,9 +12547,9 @@
       </w:tcPr>
     </w:tblStylePr>
   </w:style>
-  <w:style w:type="table" w:styleId="721" w:customStyle="1">
+  <w:style w:type="table" w:styleId="764" w:customStyle="1">
     <w:name w:val="Grid Table 6 Colorful - Accent 1"/>
-    <w:basedOn w:val="666"/>
+    <w:basedOn w:val="709"/>
     <w:uiPriority w:val="99"/>
     <w:qFormat/>
     <w:pPr>
@@ -12778,9 +12770,9 @@
       </w:tcPr>
     </w:tblStylePr>
   </w:style>
-  <w:style w:type="table" w:styleId="722" w:customStyle="1">
+  <w:style w:type="table" w:styleId="765" w:customStyle="1">
     <w:name w:val="Grid Table 6 Colorful - Accent 2"/>
-    <w:basedOn w:val="666"/>
+    <w:basedOn w:val="709"/>
     <w:uiPriority w:val="99"/>
     <w:qFormat/>
     <w:pPr>
@@ -13001,9 +12993,9 @@
       </w:tcPr>
     </w:tblStylePr>
   </w:style>
-  <w:style w:type="table" w:styleId="723" w:customStyle="1">
+  <w:style w:type="table" w:styleId="766" w:customStyle="1">
     <w:name w:val="Grid Table 6 Colorful - Accent 3"/>
-    <w:basedOn w:val="666"/>
+    <w:basedOn w:val="709"/>
     <w:uiPriority w:val="99"/>
     <w:qFormat/>
     <w:pPr>
@@ -13224,9 +13216,9 @@
       </w:tcPr>
     </w:tblStylePr>
   </w:style>
-  <w:style w:type="table" w:styleId="724" w:customStyle="1">
+  <w:style w:type="table" w:styleId="767" w:customStyle="1">
     <w:name w:val="Grid Table 6 Colorful - Accent 4"/>
-    <w:basedOn w:val="666"/>
+    <w:basedOn w:val="709"/>
     <w:uiPriority w:val="99"/>
     <w:pPr>
       <w:pBdr/>
@@ -13446,9 +13438,9 @@
       </w:tcPr>
     </w:tblStylePr>
   </w:style>
-  <w:style w:type="table" w:styleId="725" w:customStyle="1">
+  <w:style w:type="table" w:styleId="768" w:customStyle="1">
     <w:name w:val="Grid Table 6 Colorful - Accent 5"/>
-    <w:basedOn w:val="666"/>
+    <w:basedOn w:val="709"/>
     <w:uiPriority w:val="99"/>
     <w:qFormat/>
     <w:pPr>
@@ -13669,9 +13661,9 @@
       </w:tcPr>
     </w:tblStylePr>
   </w:style>
-  <w:style w:type="table" w:styleId="726" w:customStyle="1">
+  <w:style w:type="table" w:styleId="769" w:customStyle="1">
     <w:name w:val="Grid Table 6 Colorful - Accent 6"/>
-    <w:basedOn w:val="666"/>
+    <w:basedOn w:val="709"/>
     <w:uiPriority w:val="99"/>
     <w:qFormat/>
     <w:pPr>
@@ -13892,9 +13884,9 @@
       </w:tcPr>
     </w:tblStylePr>
   </w:style>
-  <w:style w:type="table" w:styleId="727" w:customStyle="1">
+  <w:style w:type="table" w:styleId="770" w:customStyle="1">
     <w:name w:val="Grid Table 7 Colorful - Accent 1"/>
-    <w:basedOn w:val="666"/>
+    <w:basedOn w:val="709"/>
     <w:uiPriority w:val="99"/>
     <w:qFormat/>
     <w:pPr>
@@ -14144,9 +14136,9 @@
       </w:tcPr>
     </w:tblStylePr>
   </w:style>
-  <w:style w:type="table" w:styleId="728" w:customStyle="1">
+  <w:style w:type="table" w:styleId="771" w:customStyle="1">
     <w:name w:val="Grid Table 7 Colorful - Accent 2"/>
-    <w:basedOn w:val="666"/>
+    <w:basedOn w:val="709"/>
     <w:uiPriority w:val="99"/>
     <w:pPr>
       <w:pBdr/>
@@ -14395,9 +14387,9 @@
       </w:tcPr>
     </w:tblStylePr>
   </w:style>
-  <w:style w:type="table" w:styleId="729" w:customStyle="1">
+  <w:style w:type="table" w:styleId="772" w:customStyle="1">
     <w:name w:val="Grid Table 7 Colorful - Accent 3"/>
-    <w:basedOn w:val="666"/>
+    <w:basedOn w:val="709"/>
     <w:uiPriority w:val="99"/>
     <w:qFormat/>
     <w:pPr>
@@ -14647,9 +14639,9 @@
       </w:tcPr>
     </w:tblStylePr>
   </w:style>
-  <w:style w:type="table" w:styleId="730" w:customStyle="1">
+  <w:style w:type="table" w:styleId="773" w:customStyle="1">
     <w:name w:val="Grid Table 7 Colorful - Accent 4"/>
-    <w:basedOn w:val="666"/>
+    <w:basedOn w:val="709"/>
     <w:uiPriority w:val="99"/>
     <w:qFormat/>
     <w:pPr>
@@ -14899,9 +14891,9 @@
       </w:tcPr>
     </w:tblStylePr>
   </w:style>
-  <w:style w:type="table" w:styleId="731" w:customStyle="1">
+  <w:style w:type="table" w:styleId="774" w:customStyle="1">
     <w:name w:val="Grid Table 7 Colorful - Accent 5"/>
-    <w:basedOn w:val="666"/>
+    <w:basedOn w:val="709"/>
     <w:uiPriority w:val="99"/>
     <w:qFormat/>
     <w:pPr>
@@ -15151,9 +15143,9 @@
       </w:tcPr>
     </w:tblStylePr>
   </w:style>
-  <w:style w:type="table" w:styleId="732" w:customStyle="1">
+  <w:style w:type="table" w:styleId="775" w:customStyle="1">
     <w:name w:val="Grid Table 7 Colorful - Accent 6"/>
-    <w:basedOn w:val="666"/>
+    <w:basedOn w:val="709"/>
     <w:uiPriority w:val="99"/>
     <w:qFormat/>
     <w:pPr>
@@ -15403,9 +15395,9 @@
       </w:tcPr>
     </w:tblStylePr>
   </w:style>
-  <w:style w:type="table" w:styleId="733" w:customStyle="1">
+  <w:style w:type="table" w:styleId="776" w:customStyle="1">
     <w:name w:val="List Table 1 Light - Accent 1"/>
-    <w:basedOn w:val="666"/>
+    <w:basedOn w:val="709"/>
     <w:uiPriority w:val="99"/>
     <w:pPr>
       <w:pBdr/>
@@ -15616,9 +15608,9 @@
       </w:tcPr>
     </w:tblStylePr>
   </w:style>
-  <w:style w:type="table" w:styleId="734" w:customStyle="1">
+  <w:style w:type="table" w:styleId="777" w:customStyle="1">
     <w:name w:val="List Table 1 Light - Accent 2"/>
-    <w:basedOn w:val="666"/>
+    <w:basedOn w:val="709"/>
     <w:uiPriority w:val="99"/>
     <w:pPr>
       <w:pBdr/>
@@ -15829,9 +15821,9 @@
       </w:tcPr>
     </w:tblStylePr>
   </w:style>
-  <w:style w:type="table" w:styleId="735" w:customStyle="1">
+  <w:style w:type="table" w:styleId="778" w:customStyle="1">
     <w:name w:val="List Table 1 Light - Accent 3"/>
-    <w:basedOn w:val="666"/>
+    <w:basedOn w:val="709"/>
     <w:uiPriority w:val="99"/>
     <w:pPr>
       <w:pBdr/>
@@ -16042,9 +16034,9 @@
       </w:tcPr>
     </w:tblStylePr>
   </w:style>
-  <w:style w:type="table" w:styleId="736" w:customStyle="1">
+  <w:style w:type="table" w:styleId="779" w:customStyle="1">
     <w:name w:val="List Table 1 Light - Accent 4"/>
-    <w:basedOn w:val="666"/>
+    <w:basedOn w:val="709"/>
     <w:uiPriority w:val="99"/>
     <w:pPr>
       <w:pBdr/>
@@ -16255,9 +16247,9 @@
       </w:tcPr>
     </w:tblStylePr>
   </w:style>
-  <w:style w:type="table" w:styleId="737" w:customStyle="1">
+  <w:style w:type="table" w:styleId="780" w:customStyle="1">
     <w:name w:val="List Table 1 Light - Accent 5"/>
-    <w:basedOn w:val="666"/>
+    <w:basedOn w:val="709"/>
     <w:uiPriority w:val="99"/>
     <w:pPr>
       <w:pBdr/>
@@ -16468,9 +16460,9 @@
       </w:tcPr>
     </w:tblStylePr>
   </w:style>
-  <w:style w:type="table" w:styleId="738" w:customStyle="1">
+  <w:style w:type="table" w:styleId="781" w:customStyle="1">
     <w:name w:val="List Table 1 Light - Accent 6"/>
-    <w:basedOn w:val="666"/>
+    <w:basedOn w:val="709"/>
     <w:uiPriority w:val="99"/>
     <w:qFormat/>
     <w:pPr>
@@ -16682,9 +16674,9 @@
       </w:tcPr>
     </w:tblStylePr>
   </w:style>
-  <w:style w:type="table" w:styleId="739" w:customStyle="1">
+  <w:style w:type="table" w:styleId="782" w:customStyle="1">
     <w:name w:val="List Table 2 - Accent 1"/>
-    <w:basedOn w:val="666"/>
+    <w:basedOn w:val="709"/>
     <w:uiPriority w:val="99"/>
     <w:qFormat/>
     <w:pPr>
@@ -16918,9 +16910,9 @@
       </w:tcPr>
     </w:tblStylePr>
   </w:style>
-  <w:style w:type="table" w:styleId="740" w:customStyle="1">
+  <w:style w:type="table" w:styleId="783" w:customStyle="1">
     <w:name w:val="List Table 2 - Accent 2"/>
-    <w:basedOn w:val="666"/>
+    <w:basedOn w:val="709"/>
     <w:uiPriority w:val="99"/>
     <w:qFormat/>
     <w:pPr>
@@ -17154,9 +17146,9 @@
       </w:tcPr>
     </w:tblStylePr>
   </w:style>
-  <w:style w:type="table" w:styleId="741" w:customStyle="1">
+  <w:style w:type="table" w:styleId="784" w:customStyle="1">
     <w:name w:val="List Table 2 - Accent 3"/>
-    <w:basedOn w:val="666"/>
+    <w:basedOn w:val="709"/>
     <w:uiPriority w:val="99"/>
     <w:pPr>
       <w:pBdr/>
@@ -17389,9 +17381,9 @@
       </w:tcPr>
     </w:tblStylePr>
   </w:style>
-  <w:style w:type="table" w:styleId="742" w:customStyle="1">
+  <w:style w:type="table" w:styleId="785" w:customStyle="1">
     <w:name w:val="List Table 2 - Accent 4"/>
-    <w:basedOn w:val="666"/>
+    <w:basedOn w:val="709"/>
     <w:uiPriority w:val="99"/>
     <w:qFormat/>
     <w:pPr>
@@ -17625,9 +17617,9 @@
       </w:tcPr>
     </w:tblStylePr>
   </w:style>
-  <w:style w:type="table" w:styleId="743" w:customStyle="1">
+  <w:style w:type="table" w:styleId="786" w:customStyle="1">
     <w:name w:val="List Table 2 - Accent 5"/>
-    <w:basedOn w:val="666"/>
+    <w:basedOn w:val="709"/>
     <w:uiPriority w:val="99"/>
     <w:qFormat/>
     <w:pPr>
@@ -17861,9 +17853,9 @@
       </w:tcPr>
     </w:tblStylePr>
   </w:style>
-  <w:style w:type="table" w:styleId="744" w:customStyle="1">
+  <w:style w:type="table" w:styleId="787" w:customStyle="1">
     <w:name w:val="List Table 2 - Accent 6"/>
-    <w:basedOn w:val="666"/>
+    <w:basedOn w:val="709"/>
     <w:uiPriority w:val="99"/>
     <w:qFormat/>
     <w:pPr>
@@ -18097,9 +18089,9 @@
       </w:tcPr>
     </w:tblStylePr>
   </w:style>
-  <w:style w:type="table" w:styleId="745" w:customStyle="1">
+  <w:style w:type="table" w:styleId="788" w:customStyle="1">
     <w:name w:val="List Table 3 - Accent 1"/>
-    <w:basedOn w:val="666"/>
+    <w:basedOn w:val="709"/>
     <w:uiPriority w:val="99"/>
     <w:pPr>
       <w:pBdr/>
@@ -18322,9 +18314,9 @@
       </w:tcPr>
     </w:tblStylePr>
   </w:style>
-  <w:style w:type="table" w:styleId="746" w:customStyle="1">
+  <w:style w:type="table" w:styleId="789" w:customStyle="1">
     <w:name w:val="List Table 3 - Accent 2"/>
-    <w:basedOn w:val="666"/>
+    <w:basedOn w:val="709"/>
     <w:uiPriority w:val="99"/>
     <w:pPr>
       <w:pBdr/>
@@ -18547,9 +18539,9 @@
       </w:tcPr>
     </w:tblStylePr>
   </w:style>
-  <w:style w:type="table" w:styleId="747" w:customStyle="1">
+  <w:style w:type="table" w:styleId="790" w:customStyle="1">
     <w:name w:val="List Table 3 - Accent 3"/>
-    <w:basedOn w:val="666"/>
+    <w:basedOn w:val="709"/>
     <w:uiPriority w:val="99"/>
     <w:pPr>
       <w:pBdr/>
@@ -18772,9 +18764,9 @@
       </w:tcPr>
     </w:tblStylePr>
   </w:style>
-  <w:style w:type="table" w:styleId="748" w:customStyle="1">
+  <w:style w:type="table" w:styleId="791" w:customStyle="1">
     <w:name w:val="List Table 3 - Accent 4"/>
-    <w:basedOn w:val="666"/>
+    <w:basedOn w:val="709"/>
     <w:uiPriority w:val="99"/>
     <w:pPr>
       <w:pBdr/>
@@ -18997,9 +18989,9 @@
       </w:tcPr>
     </w:tblStylePr>
   </w:style>
-  <w:style w:type="table" w:styleId="749" w:customStyle="1">
+  <w:style w:type="table" w:styleId="792" w:customStyle="1">
     <w:name w:val="List Table 3 - Accent 5"/>
-    <w:basedOn w:val="666"/>
+    <w:basedOn w:val="709"/>
     <w:uiPriority w:val="99"/>
     <w:pPr>
       <w:pBdr/>
@@ -19222,9 +19214,9 @@
       </w:tcPr>
     </w:tblStylePr>
   </w:style>
-  <w:style w:type="table" w:styleId="750" w:customStyle="1">
+  <w:style w:type="table" w:styleId="793" w:customStyle="1">
     <w:name w:val="List Table 3 - Accent 6"/>
-    <w:basedOn w:val="666"/>
+    <w:basedOn w:val="709"/>
     <w:uiPriority w:val="99"/>
     <w:pPr>
       <w:pBdr/>
@@ -19447,9 +19439,9 @@
       </w:tcPr>
     </w:tblStylePr>
   </w:style>
-  <w:style w:type="table" w:styleId="751" w:customStyle="1">
+  <w:style w:type="table" w:styleId="794" w:customStyle="1">
     <w:name w:val="List Table 4 - Accent 1"/>
-    <w:basedOn w:val="666"/>
+    <w:basedOn w:val="709"/>
     <w:uiPriority w:val="99"/>
     <w:pPr>
       <w:pBdr/>
@@ -19669,9 +19661,9 @@
       </w:tcPr>
     </w:tblStylePr>
   </w:style>
-  <w:style w:type="table" w:styleId="752" w:customStyle="1">
+  <w:style w:type="table" w:styleId="795" w:customStyle="1">
     <w:name w:val="List Table 4 - Accent 2"/>
-    <w:basedOn w:val="666"/>
+    <w:basedOn w:val="709"/>
     <w:uiPriority w:val="99"/>
     <w:qFormat/>
     <w:pPr>
@@ -19892,9 +19884,9 @@
       </w:tcPr>
     </w:tblStylePr>
   </w:style>
-  <w:style w:type="table" w:styleId="753" w:customStyle="1">
+  <w:style w:type="table" w:styleId="796" w:customStyle="1">
     <w:name w:val="List Table 4 - Accent 3"/>
-    <w:basedOn w:val="666"/>
+    <w:basedOn w:val="709"/>
     <w:uiPriority w:val="99"/>
     <w:pPr>
       <w:pBdr/>
@@ -20114,9 +20106,9 @@
       </w:tcPr>
     </w:tblStylePr>
   </w:style>
-  <w:style w:type="table" w:styleId="754" w:customStyle="1">
+  <w:style w:type="table" w:styleId="797" w:customStyle="1">
     <w:name w:val="List Table 4 - Accent 4"/>
-    <w:basedOn w:val="666"/>
+    <w:basedOn w:val="709"/>
     <w:uiPriority w:val="99"/>
     <w:qFormat/>
     <w:pPr>
@@ -20337,9 +20329,9 @@
       </w:tcPr>
     </w:tblStylePr>
   </w:style>
-  <w:style w:type="table" w:styleId="755" w:customStyle="1">
+  <w:style w:type="table" w:styleId="798" w:customStyle="1">
     <w:name w:val="List Table 4 - Accent 5"/>
-    <w:basedOn w:val="666"/>
+    <w:basedOn w:val="709"/>
     <w:uiPriority w:val="99"/>
     <w:pPr>
       <w:pBdr/>
@@ -20559,9 +20551,9 @@
       </w:tcPr>
     </w:tblStylePr>
   </w:style>
-  <w:style w:type="table" w:styleId="756" w:customStyle="1">
+  <w:style w:type="table" w:styleId="799" w:customStyle="1">
     <w:name w:val="List Table 4 - Accent 6"/>
-    <w:basedOn w:val="666"/>
+    <w:basedOn w:val="709"/>
     <w:uiPriority w:val="99"/>
     <w:qFormat/>
     <w:pPr>
@@ -20782,9 +20774,9 @@
       </w:tcPr>
     </w:tblStylePr>
   </w:style>
-  <w:style w:type="table" w:styleId="757" w:customStyle="1">
+  <w:style w:type="table" w:styleId="800" w:customStyle="1">
     <w:name w:val="List Table 5 Dark - Accent 1"/>
-    <w:basedOn w:val="666"/>
+    <w:basedOn w:val="709"/>
     <w:uiPriority w:val="99"/>
     <w:qFormat/>
     <w:pPr>
@@ -21016,9 +21008,9 @@
       </w:tcPr>
     </w:tblStylePr>
   </w:style>
-  <w:style w:type="table" w:styleId="758" w:customStyle="1">
+  <w:style w:type="table" w:styleId="801" w:customStyle="1">
     <w:name w:val="List Table 5 Dark - Accent 2"/>
-    <w:basedOn w:val="666"/>
+    <w:basedOn w:val="709"/>
     <w:uiPriority w:val="99"/>
     <w:qFormat/>
     <w:pPr>
@@ -21250,9 +21242,9 @@
       </w:tcPr>
     </w:tblStylePr>
   </w:style>
-  <w:style w:type="table" w:styleId="759" w:customStyle="1">
+  <w:style w:type="table" w:styleId="802" w:customStyle="1">
     <w:name w:val="List Table 5 Dark - Accent 3"/>
-    <w:basedOn w:val="666"/>
+    <w:basedOn w:val="709"/>
     <w:uiPriority w:val="99"/>
     <w:qFormat/>
     <w:pPr>
@@ -21484,9 +21476,9 @@
       </w:tcPr>
     </w:tblStylePr>
   </w:style>
-  <w:style w:type="table" w:styleId="760" w:customStyle="1">
+  <w:style w:type="table" w:styleId="803" w:customStyle="1">
     <w:name w:val="List Table 5 Dark - Accent 4"/>
-    <w:basedOn w:val="666"/>
+    <w:basedOn w:val="709"/>
     <w:uiPriority w:val="99"/>
     <w:qFormat/>
     <w:pPr>
@@ -21718,9 +21710,9 @@
       </w:tcPr>
     </w:tblStylePr>
   </w:style>
-  <w:style w:type="table" w:styleId="761" w:customStyle="1">
+  <w:style w:type="table" w:styleId="804" w:customStyle="1">
     <w:name w:val="List Table 5 Dark - Accent 5"/>
-    <w:basedOn w:val="666"/>
+    <w:basedOn w:val="709"/>
     <w:uiPriority w:val="99"/>
     <w:qFormat/>
     <w:pPr>
@@ -21952,9 +21944,9 @@
       </w:tcPr>
     </w:tblStylePr>
   </w:style>
-  <w:style w:type="table" w:styleId="762" w:customStyle="1">
+  <w:style w:type="table" w:styleId="805" w:customStyle="1">
     <w:name w:val="List Table 5 Dark - Accent 6"/>
-    <w:basedOn w:val="666"/>
+    <w:basedOn w:val="709"/>
     <w:uiPriority w:val="99"/>
     <w:qFormat/>
     <w:pPr>
@@ -22186,9 +22178,9 @@
       </w:tcPr>
     </w:tblStylePr>
   </w:style>
-  <w:style w:type="table" w:styleId="763" w:customStyle="1">
+  <w:style w:type="table" w:styleId="806" w:customStyle="1">
     <w:name w:val="List Table 6 Colorful - Accent 1"/>
-    <w:basedOn w:val="666"/>
+    <w:basedOn w:val="709"/>
     <w:uiPriority w:val="99"/>
     <w:qFormat/>
     <w:pPr>
@@ -22407,9 +22399,9 @@
       </w:tcPr>
     </w:tblStylePr>
   </w:style>
-  <w:style w:type="table" w:styleId="764" w:customStyle="1">
+  <w:style w:type="table" w:styleId="807" w:customStyle="1">
     <w:name w:val="List Table 6 Colorful - Accent 2"/>
-    <w:basedOn w:val="666"/>
+    <w:basedOn w:val="709"/>
     <w:uiPriority w:val="99"/>
     <w:qFormat/>
     <w:pPr>
@@ -22628,9 +22620,9 @@
       </w:tcPr>
     </w:tblStylePr>
   </w:style>
-  <w:style w:type="table" w:styleId="765" w:customStyle="1">
+  <w:style w:type="table" w:styleId="808" w:customStyle="1">
     <w:name w:val="List Table 6 Colorful - Accent 3"/>
-    <w:basedOn w:val="666"/>
+    <w:basedOn w:val="709"/>
     <w:uiPriority w:val="99"/>
     <w:qFormat/>
     <w:pPr>
@@ -22849,9 +22841,9 @@
       </w:tcPr>
     </w:tblStylePr>
   </w:style>
-  <w:style w:type="table" w:styleId="766" w:customStyle="1">
+  <w:style w:type="table" w:styleId="809" w:customStyle="1">
     <w:name w:val="List Table 6 Colorful - Accent 4"/>
-    <w:basedOn w:val="666"/>
+    <w:basedOn w:val="709"/>
     <w:uiPriority w:val="99"/>
     <w:qFormat/>
     <w:pPr>
@@ -23070,9 +23062,9 @@
       </w:tcPr>
     </w:tblStylePr>
   </w:style>
-  <w:style w:type="table" w:styleId="767" w:customStyle="1">
+  <w:style w:type="table" w:styleId="810" w:customStyle="1">
     <w:name w:val="List Table 6 Colorful - Accent 5"/>
-    <w:basedOn w:val="666"/>
+    <w:basedOn w:val="709"/>
     <w:uiPriority w:val="99"/>
     <w:qFormat/>
     <w:pPr>
@@ -23291,9 +23283,9 @@
       </w:tcPr>
     </w:tblStylePr>
   </w:style>
-  <w:style w:type="table" w:styleId="768" w:customStyle="1">
+  <w:style w:type="table" w:styleId="811" w:customStyle="1">
     <w:name w:val="List Table 6 Colorful - Accent 6"/>
-    <w:basedOn w:val="666"/>
+    <w:basedOn w:val="709"/>
     <w:uiPriority w:val="99"/>
     <w:qFormat/>
     <w:pPr>
@@ -23512,9 +23504,9 @@
       </w:tcPr>
     </w:tblStylePr>
   </w:style>
-  <w:style w:type="table" w:styleId="769" w:customStyle="1">
+  <w:style w:type="table" w:styleId="812" w:customStyle="1">
     <w:name w:val="List Table 7 Colorful - Accent 1"/>
-    <w:basedOn w:val="666"/>
+    <w:basedOn w:val="709"/>
     <w:uiPriority w:val="99"/>
     <w:qFormat/>
     <w:pPr>
@@ -23761,9 +23753,9 @@
       </w:tcPr>
     </w:tblStylePr>
   </w:style>
-  <w:style w:type="table" w:styleId="770" w:customStyle="1">
+  <w:style w:type="table" w:styleId="813" w:customStyle="1">
     <w:name w:val="List Table 7 Colorful - Accent 2"/>
-    <w:basedOn w:val="666"/>
+    <w:basedOn w:val="709"/>
     <w:uiPriority w:val="99"/>
     <w:qFormat/>
     <w:pPr>
@@ -24010,9 +24002,9 @@
       </w:tcPr>
     </w:tblStylePr>
   </w:style>
-  <w:style w:type="table" w:styleId="771" w:customStyle="1">
+  <w:style w:type="table" w:styleId="814" w:customStyle="1">
     <w:name w:val="List Table 7 Colorful - Accent 3"/>
-    <w:basedOn w:val="666"/>
+    <w:basedOn w:val="709"/>
     <w:uiPriority w:val="99"/>
     <w:qFormat/>
     <w:pPr>
@@ -24259,9 +24251,9 @@
       </w:tcPr>
     </w:tblStylePr>
   </w:style>
-  <w:style w:type="table" w:styleId="772" w:customStyle="1">
+  <w:style w:type="table" w:styleId="815" w:customStyle="1">
     <w:name w:val="List Table 7 Colorful - Accent 4"/>
-    <w:basedOn w:val="666"/>
+    <w:basedOn w:val="709"/>
     <w:uiPriority w:val="99"/>
     <w:qFormat/>
     <w:pPr>
@@ -24508,9 +24500,9 @@
       </w:tcPr>
     </w:tblStylePr>
   </w:style>
-  <w:style w:type="table" w:styleId="773" w:customStyle="1">
+  <w:style w:type="table" w:styleId="816" w:customStyle="1">
     <w:name w:val="List Table 7 Colorful - Accent 5"/>
-    <w:basedOn w:val="666"/>
+    <w:basedOn w:val="709"/>
     <w:uiPriority w:val="99"/>
     <w:qFormat/>
     <w:pPr>
@@ -24757,9 +24749,9 @@
       </w:tcPr>
     </w:tblStylePr>
   </w:style>
-  <w:style w:type="table" w:styleId="774" w:customStyle="1">
+  <w:style w:type="table" w:styleId="817" w:customStyle="1">
     <w:name w:val="List Table 7 Colorful - Accent 6"/>
-    <w:basedOn w:val="666"/>
+    <w:basedOn w:val="709"/>
     <w:uiPriority w:val="99"/>
     <w:qFormat/>
     <w:pPr>
@@ -25006,9 +24998,9 @@
       </w:tcPr>
     </w:tblStylePr>
   </w:style>
-  <w:style w:type="table" w:styleId="775" w:customStyle="1">
+  <w:style w:type="table" w:styleId="818" w:customStyle="1">
     <w:name w:val="Grid Table Light"/>
-    <w:basedOn w:val="666"/>
+    <w:basedOn w:val="709"/>
     <w:uiPriority w:val="59"/>
     <w:pPr>
       <w:pBdr/>
@@ -25198,9 +25190,9 @@
       </w:tcPr>
     </w:tblStylePr>
   </w:style>
-  <w:style w:type="table" w:styleId="776" w:customStyle="1">
+  <w:style w:type="table" w:styleId="819" w:customStyle="1">
     <w:name w:val="Plain Table 1"/>
-    <w:basedOn w:val="666"/>
+    <w:basedOn w:val="709"/>
     <w:uiPriority w:val="59"/>
     <w:pPr>
       <w:pBdr/>
@@ -25416,9 +25408,9 @@
       </w:tcPr>
     </w:tblStylePr>
   </w:style>
-  <w:style w:type="table" w:styleId="777" w:customStyle="1">
+  <w:style w:type="table" w:styleId="820" w:customStyle="1">
     <w:name w:val="Plain Table 2"/>
-    <w:basedOn w:val="666"/>
+    <w:basedOn w:val="709"/>
     <w:uiPriority w:val="59"/>
     <w:pPr>
       <w:pBdr/>
@@ -25642,9 +25634,9 @@
       </w:tcPr>
     </w:tblStylePr>
   </w:style>
-  <w:style w:type="table" w:styleId="778" w:customStyle="1">
+  <w:style w:type="table" w:styleId="821" w:customStyle="1">
     <w:name w:val="Plain Table 3"/>
-    <w:basedOn w:val="666"/>
+    <w:basedOn w:val="709"/>
     <w:uiPriority w:val="99"/>
     <w:pPr>
       <w:pBdr/>
@@ -25869,9 +25861,9 @@
       </w:tcPr>
     </w:tblStylePr>
   </w:style>
-  <w:style w:type="table" w:styleId="779" w:customStyle="1">
+  <w:style w:type="table" w:styleId="822" w:customStyle="1">
     <w:name w:val="Plain Table 4"/>
-    <w:basedOn w:val="666"/>
+    <w:basedOn w:val="709"/>
     <w:uiPriority w:val="99"/>
     <w:pPr>
       <w:pBdr/>
@@ -26082,9 +26074,9 @@
       </w:tcPr>
     </w:tblStylePr>
   </w:style>
-  <w:style w:type="table" w:styleId="780" w:customStyle="1">
+  <w:style w:type="table" w:styleId="823" w:customStyle="1">
     <w:name w:val="Plain Table 5"/>
-    <w:basedOn w:val="666"/>
+    <w:basedOn w:val="709"/>
     <w:uiPriority w:val="99"/>
     <w:pPr>
       <w:pBdr/>
@@ -26312,9 +26304,9 @@
       </w:tcPr>
     </w:tblStylePr>
   </w:style>
-  <w:style w:type="table" w:styleId="781" w:customStyle="1">
+  <w:style w:type="table" w:styleId="824" w:customStyle="1">
     <w:name w:val="Grid Table 1 Light"/>
-    <w:basedOn w:val="666"/>
+    <w:basedOn w:val="709"/>
     <w:uiPriority w:val="99"/>
     <w:pPr>
       <w:pBdr/>
@@ -26532,9 +26524,9 @@
       </w:tcPr>
     </w:tblStylePr>
   </w:style>
-  <w:style w:type="table" w:styleId="782" w:customStyle="1">
+  <w:style w:type="table" w:styleId="825" w:customStyle="1">
     <w:name w:val="Grid Table 1 Light Accent 1"/>
-    <w:basedOn w:val="666"/>
+    <w:basedOn w:val="709"/>
     <w:uiPriority w:val="99"/>
     <w:pPr>
       <w:pBdr/>
@@ -26752,9 +26744,9 @@
       </w:tcPr>
     </w:tblStylePr>
   </w:style>
-  <w:style w:type="table" w:styleId="783" w:customStyle="1">
+  <w:style w:type="table" w:styleId="826" w:customStyle="1">
     <w:name w:val="Grid Table 1 Light Accent 2"/>
-    <w:basedOn w:val="666"/>
+    <w:basedOn w:val="709"/>
     <w:uiPriority w:val="99"/>
     <w:pPr>
       <w:pBdr/>
@@ -26972,9 +26964,9 @@
       </w:tcPr>
     </w:tblStylePr>
   </w:style>
-  <w:style w:type="table" w:styleId="784" w:customStyle="1">
+  <w:style w:type="table" w:styleId="827" w:customStyle="1">
     <w:name w:val="Grid Table 1 Light Accent 3"/>
-    <w:basedOn w:val="666"/>
+    <w:basedOn w:val="709"/>
     <w:uiPriority w:val="99"/>
     <w:pPr>
       <w:pBdr/>
@@ -27192,9 +27184,9 @@
       </w:tcPr>
     </w:tblStylePr>
   </w:style>
-  <w:style w:type="table" w:styleId="785" w:customStyle="1">
+  <w:style w:type="table" w:styleId="828" w:customStyle="1">
     <w:name w:val="Grid Table 1 Light Accent 4"/>
-    <w:basedOn w:val="666"/>
+    <w:basedOn w:val="709"/>
     <w:uiPriority w:val="99"/>
     <w:pPr>
       <w:pBdr/>
@@ -27412,9 +27404,9 @@
       </w:tcPr>
     </w:tblStylePr>
   </w:style>
-  <w:style w:type="table" w:styleId="786" w:customStyle="1">
+  <w:style w:type="table" w:styleId="829" w:customStyle="1">
     <w:name w:val="Grid Table 1 Light Accent 5"/>
-    <w:basedOn w:val="666"/>
+    <w:basedOn w:val="709"/>
     <w:uiPriority w:val="99"/>
     <w:pPr>
       <w:pBdr/>
@@ -27632,9 +27624,9 @@
       </w:tcPr>
     </w:tblStylePr>
   </w:style>
-  <w:style w:type="table" w:styleId="787" w:customStyle="1">
+  <w:style w:type="table" w:styleId="830" w:customStyle="1">
     <w:name w:val="Grid Table 1 Light Accent 6"/>
-    <w:basedOn w:val="666"/>
+    <w:basedOn w:val="709"/>
     <w:uiPriority w:val="99"/>
     <w:qFormat/>
     <w:pPr>
@@ -27853,9 +27845,9 @@
       </w:tcPr>
     </w:tblStylePr>
   </w:style>
-  <w:style w:type="table" w:styleId="788" w:customStyle="1">
+  <w:style w:type="table" w:styleId="831" w:customStyle="1">
     <w:name w:val="Grid Table 2"/>
-    <w:basedOn w:val="666"/>
+    <w:basedOn w:val="709"/>
     <w:uiPriority w:val="99"/>
     <w:qFormat/>
     <w:pPr>
@@ -28083,9 +28075,9 @@
       </w:tcPr>
     </w:tblStylePr>
   </w:style>
-  <w:style w:type="table" w:styleId="789" w:customStyle="1">
+  <w:style w:type="table" w:styleId="832" w:customStyle="1">
     <w:name w:val="Grid Table 2 Accent 1"/>
-    <w:basedOn w:val="666"/>
+    <w:basedOn w:val="709"/>
     <w:uiPriority w:val="99"/>
     <w:pPr>
       <w:pBdr/>
@@ -28312,9 +28304,9 @@
       </w:tcPr>
     </w:tblStylePr>
   </w:style>
-  <w:style w:type="table" w:styleId="790" w:customStyle="1">
+  <w:style w:type="table" w:styleId="833" w:customStyle="1">
     <w:name w:val="Grid Table 2 Accent 2"/>
-    <w:basedOn w:val="666"/>
+    <w:basedOn w:val="709"/>
     <w:uiPriority w:val="99"/>
     <w:pPr>
       <w:pBdr/>
@@ -28541,9 +28533,9 @@
       </w:tcPr>
     </w:tblStylePr>
   </w:style>
-  <w:style w:type="table" w:styleId="791" w:customStyle="1">
+  <w:style w:type="table" w:styleId="834" w:customStyle="1">
     <w:name w:val="Grid Table 2 Accent 3"/>
-    <w:basedOn w:val="666"/>
+    <w:basedOn w:val="709"/>
     <w:uiPriority w:val="99"/>
     <w:pPr>
       <w:pBdr/>
@@ -28770,9 +28762,9 @@
       </w:tcPr>
     </w:tblStylePr>
   </w:style>
-  <w:style w:type="table" w:styleId="792" w:customStyle="1">
+  <w:style w:type="table" w:styleId="835" w:customStyle="1">
     <w:name w:val="Grid Table 2 Accent 4"/>
-    <w:basedOn w:val="666"/>
+    <w:basedOn w:val="709"/>
     <w:uiPriority w:val="99"/>
     <w:pPr>
       <w:pBdr/>
@@ -28999,9 +28991,9 @@
       </w:tcPr>
     </w:tblStylePr>
   </w:style>
-  <w:style w:type="table" w:styleId="793" w:customStyle="1">
+  <w:style w:type="table" w:styleId="836" w:customStyle="1">
     <w:name w:val="Grid Table 2 Accent 5"/>
-    <w:basedOn w:val="666"/>
+    <w:basedOn w:val="709"/>
     <w:uiPriority w:val="99"/>
     <w:pPr>
       <w:pBdr/>
@@ -29228,9 +29220,9 @@
       </w:tcPr>
     </w:tblStylePr>
   </w:style>
-  <w:style w:type="table" w:styleId="794" w:customStyle="1">
+  <w:style w:type="table" w:styleId="837" w:customStyle="1">
     <w:name w:val="Grid Table 2 Accent 6"/>
-    <w:basedOn w:val="666"/>
+    <w:basedOn w:val="709"/>
     <w:uiPriority w:val="99"/>
     <w:pPr>
       <w:pBdr/>
@@ -29457,9 +29449,9 @@
       </w:tcPr>
     </w:tblStylePr>
   </w:style>
-  <w:style w:type="table" w:styleId="795" w:customStyle="1">
+  <w:style w:type="table" w:styleId="838" w:customStyle="1">
     <w:name w:val="Grid Table 3"/>
-    <w:basedOn w:val="666"/>
+    <w:basedOn w:val="709"/>
     <w:uiPriority w:val="99"/>
     <w:pPr>
       <w:pBdr/>
@@ -29699,9 +29691,9 @@
       </w:tcPr>
     </w:tblStylePr>
   </w:style>
-  <w:style w:type="table" w:styleId="796" w:customStyle="1">
+  <w:style w:type="table" w:styleId="839" w:customStyle="1">
     <w:name w:val="Grid Table 3 Accent 1"/>
-    <w:basedOn w:val="666"/>
+    <w:basedOn w:val="709"/>
     <w:uiPriority w:val="99"/>
     <w:pPr>
       <w:pBdr/>
@@ -29941,9 +29933,9 @@
       </w:tcPr>
     </w:tblStylePr>
   </w:style>
-  <w:style w:type="table" w:styleId="797" w:customStyle="1">
+  <w:style w:type="table" w:styleId="840" w:customStyle="1">
     <w:name w:val="Grid Table 3 Accent 2"/>
-    <w:basedOn w:val="666"/>
+    <w:basedOn w:val="709"/>
     <w:uiPriority w:val="99"/>
     <w:pPr>
       <w:pBdr/>
@@ -30183,9 +30175,9 @@
       </w:tcPr>
     </w:tblStylePr>
   </w:style>
-  <w:style w:type="table" w:styleId="798" w:customStyle="1">
+  <w:style w:type="table" w:styleId="841" w:customStyle="1">
     <w:name w:val="Grid Table 3 Accent 3"/>
-    <w:basedOn w:val="666"/>
+    <w:basedOn w:val="709"/>
     <w:uiPriority w:val="99"/>
     <w:pPr>
       <w:pBdr/>
@@ -30425,9 +30417,9 @@
       </w:tcPr>
     </w:tblStylePr>
   </w:style>
-  <w:style w:type="table" w:styleId="799" w:customStyle="1">
+  <w:style w:type="table" w:styleId="842" w:customStyle="1">
     <w:name w:val="Grid Table 3 Accent 4"/>
-    <w:basedOn w:val="666"/>
+    <w:basedOn w:val="709"/>
     <w:uiPriority w:val="99"/>
     <w:pPr>
       <w:pBdr/>
@@ -30667,9 +30659,9 @@
       </w:tcPr>
     </w:tblStylePr>
   </w:style>
-  <w:style w:type="table" w:styleId="800" w:customStyle="1">
+  <w:style w:type="table" w:styleId="843" w:customStyle="1">
     <w:name w:val="Grid Table 3 Accent 5"/>
-    <w:basedOn w:val="666"/>
+    <w:basedOn w:val="709"/>
     <w:uiPriority w:val="99"/>
     <w:pPr>
       <w:pBdr/>
@@ -30909,9 +30901,9 @@
       </w:tcPr>
     </w:tblStylePr>
   </w:style>
-  <w:style w:type="table" w:styleId="801" w:customStyle="1">
+  <w:style w:type="table" w:styleId="844" w:customStyle="1">
     <w:name w:val="Grid Table 3 Accent 6"/>
-    <w:basedOn w:val="666"/>
+    <w:basedOn w:val="709"/>
     <w:uiPriority w:val="99"/>
     <w:pPr>
       <w:pBdr/>
@@ -31151,9 +31143,9 @@
       </w:tcPr>
     </w:tblStylePr>
   </w:style>
-  <w:style w:type="table" w:styleId="802" w:customStyle="1">
+  <w:style w:type="table" w:styleId="845" w:customStyle="1">
     <w:name w:val="Grid Table 4"/>
-    <w:basedOn w:val="666"/>
+    <w:basedOn w:val="709"/>
     <w:uiPriority w:val="59"/>
     <w:pPr>
       <w:pBdr/>
@@ -31381,9 +31373,9 @@
       </w:tcPr>
     </w:tblStylePr>
   </w:style>
-  <w:style w:type="table" w:styleId="803" w:customStyle="1">
+  <w:style w:type="table" w:styleId="846" w:customStyle="1">
     <w:name w:val="Grid Table 4 Accent 1"/>
-    <w:basedOn w:val="666"/>
+    <w:basedOn w:val="709"/>
     <w:uiPriority w:val="59"/>
     <w:pPr>
       <w:pBdr/>
@@ -31611,9 +31603,9 @@
       </w:tcPr>
     </w:tblStylePr>
   </w:style>
-  <w:style w:type="table" w:styleId="804" w:customStyle="1">
+  <w:style w:type="table" w:styleId="847" w:customStyle="1">
     <w:name w:val="Grid Table 4 Accent 2"/>
-    <w:basedOn w:val="666"/>
+    <w:basedOn w:val="709"/>
     <w:uiPriority w:val="59"/>
     <w:pPr>
       <w:pBdr/>
@@ -31841,9 +31833,9 @@
       </w:tcPr>
     </w:tblStylePr>
   </w:style>
-  <w:style w:type="table" w:styleId="805" w:customStyle="1">
+  <w:style w:type="table" w:styleId="848" w:customStyle="1">
     <w:name w:val="Grid Table 4 Accent 3"/>
-    <w:basedOn w:val="666"/>
+    <w:basedOn w:val="709"/>
     <w:uiPriority w:val="59"/>
     <w:pPr>
       <w:pBdr/>
@@ -32071,9 +32063,9 @@
       </w:tcPr>
     </w:tblStylePr>
   </w:style>
-  <w:style w:type="table" w:styleId="806" w:customStyle="1">
+  <w:style w:type="table" w:styleId="849" w:customStyle="1">
     <w:name w:val="Grid Table 4 Accent 4"/>
-    <w:basedOn w:val="666"/>
+    <w:basedOn w:val="709"/>
     <w:uiPriority w:val="59"/>
     <w:pPr>
       <w:pBdr/>
@@ -32301,9 +32293,9 @@
       </w:tcPr>
     </w:tblStylePr>
   </w:style>
-  <w:style w:type="table" w:styleId="807" w:customStyle="1">
+  <w:style w:type="table" w:styleId="850" w:customStyle="1">
     <w:name w:val="Grid Table 4 Accent 5"/>
-    <w:basedOn w:val="666"/>
+    <w:basedOn w:val="709"/>
     <w:uiPriority w:val="59"/>
     <w:pPr>
       <w:pBdr/>
@@ -32531,9 +32523,9 @@
       </w:tcPr>
     </w:tblStylePr>
   </w:style>
-  <w:style w:type="table" w:styleId="808" w:customStyle="1">
+  <w:style w:type="table" w:styleId="851" w:customStyle="1">
     <w:name w:val="Grid Table 4 Accent 6"/>
-    <w:basedOn w:val="666"/>
+    <w:basedOn w:val="709"/>
     <w:uiPriority w:val="59"/>
     <w:pPr>
       <w:pBdr/>
@@ -32761,9 +32753,9 @@
       </w:tcPr>
     </w:tblStylePr>
   </w:style>
-  <w:style w:type="table" w:styleId="809" w:customStyle="1">
+  <w:style w:type="table" w:styleId="852" w:customStyle="1">
     <w:name w:val="Grid Table 5 Dark"/>
-    <w:basedOn w:val="666"/>
+    <w:basedOn w:val="709"/>
     <w:uiPriority w:val="99"/>
     <w:pPr>
       <w:pBdr/>
@@ -32985,9 +32977,9 @@
       </w:tcPr>
     </w:tblStylePr>
   </w:style>
-  <w:style w:type="table" w:styleId="810" w:customStyle="1">
+  <w:style w:type="table" w:styleId="853" w:customStyle="1">
     <w:name w:val="Grid Table 5 Dark- Accent 1"/>
-    <w:basedOn w:val="666"/>
+    <w:basedOn w:val="709"/>
     <w:uiPriority w:val="99"/>
     <w:pPr>
       <w:pBdr/>
@@ -33209,9 +33201,9 @@
       </w:tcPr>
     </w:tblStylePr>
   </w:style>
-  <w:style w:type="table" w:styleId="811" w:customStyle="1">
+  <w:style w:type="table" w:styleId="854" w:customStyle="1">
     <w:name w:val="Grid Table 5 Dark Accent 2"/>
-    <w:basedOn w:val="666"/>
+    <w:basedOn w:val="709"/>
     <w:uiPriority w:val="99"/>
     <w:pPr>
       <w:pBdr/>
@@ -33433,9 +33425,9 @@
       </w:tcPr>
     </w:tblStylePr>
   </w:style>
-  <w:style w:type="table" w:styleId="812" w:customStyle="1">
+  <w:style w:type="table" w:styleId="855" w:customStyle="1">
     <w:name w:val="Grid Table 5 Dark Accent 3"/>
-    <w:basedOn w:val="666"/>
+    <w:basedOn w:val="709"/>
     <w:uiPriority w:val="99"/>
     <w:pPr>
       <w:pBdr/>
@@ -33657,9 +33649,9 @@
       </w:tcPr>
     </w:tblStylePr>
   </w:style>
-  <w:style w:type="table" w:styleId="813" w:customStyle="1">
+  <w:style w:type="table" w:styleId="856" w:customStyle="1">
     <w:name w:val="Grid Table 5 Dark- Accent 4"/>
-    <w:basedOn w:val="666"/>
+    <w:basedOn w:val="709"/>
     <w:uiPriority w:val="99"/>
     <w:pPr>
       <w:pBdr/>
@@ -33881,9 +33873,9 @@
       </w:tcPr>
     </w:tblStylePr>
   </w:style>
-  <w:style w:type="table" w:styleId="814" w:customStyle="1">
+  <w:style w:type="table" w:styleId="857" w:customStyle="1">
     <w:name w:val="Grid Table 5 Dark Accent 5"/>
-    <w:basedOn w:val="666"/>
+    <w:basedOn w:val="709"/>
     <w:uiPriority w:val="99"/>
     <w:pPr>
       <w:pBdr/>
@@ -34105,9 +34097,9 @@
       </w:tcPr>
     </w:tblStylePr>
   </w:style>
-  <w:style w:type="table" w:styleId="815" w:customStyle="1">
+  <w:style w:type="table" w:styleId="858" w:customStyle="1">
     <w:name w:val="Grid Table 5 Dark Accent 6"/>
-    <w:basedOn w:val="666"/>
+    <w:basedOn w:val="709"/>
     <w:uiPriority w:val="99"/>
     <w:pPr>
       <w:pBdr/>
@@ -34329,9 +34321,9 @@
       </w:tcPr>
     </w:tblStylePr>
   </w:style>
-  <w:style w:type="table" w:styleId="816" w:customStyle="1">
+  <w:style w:type="table" w:styleId="859" w:customStyle="1">
     <w:name w:val="Grid Table 6 Colorful"/>
-    <w:basedOn w:val="666"/>
+    <w:basedOn w:val="709"/>
     <w:uiPriority w:val="99"/>
     <w:pPr>
       <w:pBdr/>
@@ -34551,9 +34543,9 @@
       </w:tcPr>
     </w:tblStylePr>
   </w:style>
-  <w:style w:type="table" w:styleId="817" w:customStyle="1">
+  <w:style w:type="table" w:styleId="860" w:customStyle="1">
     <w:name w:val="Grid Table 6 Colorful Accent 1"/>
-    <w:basedOn w:val="666"/>
+    <w:basedOn w:val="709"/>
     <w:uiPriority w:val="99"/>
     <w:pPr>
       <w:pBdr/>
@@ -34773,9 +34765,9 @@
       </w:tcPr>
     </w:tblStylePr>
   </w:style>
-  <w:style w:type="table" w:styleId="818" w:customStyle="1">
+  <w:style w:type="table" w:styleId="861" w:customStyle="1">
     <w:name w:val="Grid Table 6 Colorful Accent 2"/>
-    <w:basedOn w:val="666"/>
+    <w:basedOn w:val="709"/>
     <w:uiPriority w:val="99"/>
     <w:pPr>
       <w:pBdr/>
@@ -34995,9 +34987,9 @@
       </w:tcPr>
     </w:tblStylePr>
   </w:style>
-  <w:style w:type="table" w:styleId="819" w:customStyle="1">
+  <w:style w:type="table" w:styleId="862" w:customStyle="1">
     <w:name w:val="Grid Table 6 Colorful Accent 3"/>
-    <w:basedOn w:val="666"/>
+    <w:basedOn w:val="709"/>
     <w:uiPriority w:val="99"/>
     <w:pPr>
       <w:pBdr/>
@@ -35217,9 +35209,9 @@
       </w:tcPr>
     </w:tblStylePr>
   </w:style>
-  <w:style w:type="table" w:styleId="820" w:customStyle="1">
+  <w:style w:type="table" w:styleId="863" w:customStyle="1">
     <w:name w:val="Grid Table 6 Colorful Accent 4"/>
-    <w:basedOn w:val="666"/>
+    <w:basedOn w:val="709"/>
     <w:uiPriority w:val="99"/>
     <w:pPr>
       <w:pBdr/>
@@ -35439,9 +35431,9 @@
       </w:tcPr>
     </w:tblStylePr>
   </w:style>
-  <w:style w:type="table" w:styleId="821" w:customStyle="1">
+  <w:style w:type="table" w:styleId="864" w:customStyle="1">
     <w:name w:val="Grid Table 6 Colorful Accent 5"/>
-    <w:basedOn w:val="666"/>
+    <w:basedOn w:val="709"/>
     <w:uiPriority w:val="99"/>
     <w:pPr>
       <w:pBdr/>
@@ -35661,9 +35653,9 @@
       </w:tcPr>
     </w:tblStylePr>
   </w:style>
-  <w:style w:type="table" w:styleId="822" w:customStyle="1">
+  <w:style w:type="table" w:styleId="865" w:customStyle="1">
     <w:name w:val="Grid Table 6 Colorful Accent 6"/>
-    <w:basedOn w:val="666"/>
+    <w:basedOn w:val="709"/>
     <w:uiPriority w:val="99"/>
     <w:pPr>
       <w:pBdr/>
@@ -35883,9 +35875,9 @@
       </w:tcPr>
     </w:tblStylePr>
   </w:style>
-  <w:style w:type="table" w:styleId="823" w:customStyle="1">
+  <w:style w:type="table" w:styleId="866" w:customStyle="1">
     <w:name w:val="Grid Table 7 Colorful"/>
-    <w:basedOn w:val="666"/>
+    <w:basedOn w:val="709"/>
     <w:uiPriority w:val="99"/>
     <w:qFormat/>
     <w:pPr>
@@ -36135,9 +36127,9 @@
       </w:tcPr>
     </w:tblStylePr>
   </w:style>
-  <w:style w:type="table" w:styleId="824" w:customStyle="1">
+  <w:style w:type="table" w:styleId="867" w:customStyle="1">
     <w:name w:val="Grid Table 7 Colorful Accent 1"/>
-    <w:basedOn w:val="666"/>
+    <w:basedOn w:val="709"/>
     <w:uiPriority w:val="99"/>
     <w:pPr>
       <w:pBdr/>
@@ -36386,9 +36378,9 @@
       </w:tcPr>
     </w:tblStylePr>
   </w:style>
-  <w:style w:type="table" w:styleId="825" w:customStyle="1">
+  <w:style w:type="table" w:styleId="868" w:customStyle="1">
     <w:name w:val="Grid Table 7 Colorful Accent 2"/>
-    <w:basedOn w:val="666"/>
+    <w:basedOn w:val="709"/>
     <w:uiPriority w:val="99"/>
     <w:pPr>
       <w:pBdr/>
@@ -36637,9 +36629,9 @@
       </w:tcPr>
     </w:tblStylePr>
   </w:style>
-  <w:style w:type="table" w:styleId="826" w:customStyle="1">
+  <w:style w:type="table" w:styleId="869" w:customStyle="1">
     <w:name w:val="Grid Table 7 Colorful Accent 3"/>
-    <w:basedOn w:val="666"/>
+    <w:basedOn w:val="709"/>
     <w:uiPriority w:val="99"/>
     <w:pPr>
       <w:pBdr/>
@@ -36888,9 +36880,9 @@
       </w:tcPr>
     </w:tblStylePr>
   </w:style>
-  <w:style w:type="table" w:styleId="827" w:customStyle="1">
+  <w:style w:type="table" w:styleId="870" w:customStyle="1">
     <w:name w:val="Grid Table 7 Colorful Accent 4"/>
-    <w:basedOn w:val="666"/>
+    <w:basedOn w:val="709"/>
     <w:uiPriority w:val="99"/>
     <w:pPr>
       <w:pBdr/>
@@ -37139,9 +37131,9 @@
       </w:tcPr>
     </w:tblStylePr>
   </w:style>
-  <w:style w:type="table" w:styleId="828" w:customStyle="1">
+  <w:style w:type="table" w:styleId="871" w:customStyle="1">
     <w:name w:val="Grid Table 7 Colorful Accent 5"/>
-    <w:basedOn w:val="666"/>
+    <w:basedOn w:val="709"/>
     <w:uiPriority w:val="99"/>
     <w:pPr>
       <w:pBdr/>
@@ -37390,9 +37382,9 @@
       </w:tcPr>
     </w:tblStylePr>
   </w:style>
-  <w:style w:type="table" w:styleId="829" w:customStyle="1">
+  <w:style w:type="table" w:styleId="872" w:customStyle="1">
     <w:name w:val="Grid Table 7 Colorful Accent 6"/>
-    <w:basedOn w:val="666"/>
+    <w:basedOn w:val="709"/>
     <w:uiPriority w:val="99"/>
     <w:pPr>
       <w:pBdr/>
@@ -37641,9 +37633,9 @@
       </w:tcPr>
     </w:tblStylePr>
   </w:style>
-  <w:style w:type="table" w:styleId="830" w:customStyle="1">
+  <w:style w:type="table" w:styleId="873" w:customStyle="1">
     <w:name w:val="List Table 1 Light"/>
-    <w:basedOn w:val="666"/>
+    <w:basedOn w:val="709"/>
     <w:uiPriority w:val="99"/>
     <w:qFormat/>
     <w:pPr>
@@ -37855,9 +37847,9 @@
       </w:tcPr>
     </w:tblStylePr>
   </w:style>
-  <w:style w:type="table" w:styleId="831" w:customStyle="1">
+  <w:style w:type="table" w:styleId="874" w:customStyle="1">
     <w:name w:val="List Table 1 Light Accent 1"/>
-    <w:basedOn w:val="666"/>
+    <w:basedOn w:val="709"/>
     <w:uiPriority w:val="99"/>
     <w:pPr>
       <w:pBdr/>
@@ -38068,9 +38060,9 @@
       </w:tcPr>
     </w:tblStylePr>
   </w:style>
-  <w:style w:type="table" w:styleId="832" w:customStyle="1">
+  <w:style w:type="table" w:styleId="875" w:customStyle="1">
     <w:name w:val="List Table 1 Light Accent 2"/>
-    <w:basedOn w:val="666"/>
+    <w:basedOn w:val="709"/>
     <w:uiPriority w:val="99"/>
     <w:pPr>
       <w:pBdr/>
@@ -38281,9 +38273,9 @@
       </w:tcPr>
     </w:tblStylePr>
   </w:style>
-  <w:style w:type="table" w:styleId="833" w:customStyle="1">
+  <w:style w:type="table" w:styleId="876" w:customStyle="1">
     <w:name w:val="List Table 1 Light Accent 3"/>
-    <w:basedOn w:val="666"/>
+    <w:basedOn w:val="709"/>
     <w:uiPriority w:val="99"/>
     <w:qFormat/>
     <w:pPr>
@@ -38495,9 +38487,9 @@
       </w:tcPr>
     </w:tblStylePr>
   </w:style>
-  <w:style w:type="table" w:styleId="834" w:customStyle="1">
+  <w:style w:type="table" w:styleId="877" w:customStyle="1">
     <w:name w:val="List Table 1 Light Accent 4"/>
-    <w:basedOn w:val="666"/>
+    <w:basedOn w:val="709"/>
     <w:uiPriority w:val="99"/>
     <w:qFormat/>
     <w:pPr>
@@ -38709,9 +38701,9 @@
       </w:tcPr>
     </w:tblStylePr>
   </w:style>
-  <w:style w:type="table" w:styleId="835" w:customStyle="1">
+  <w:style w:type="table" w:styleId="878" w:customStyle="1">
     <w:name w:val="List Table 1 Light Accent 5"/>
-    <w:basedOn w:val="666"/>
+    <w:basedOn w:val="709"/>
     <w:uiPriority w:val="99"/>
     <w:qFormat/>
     <w:pPr>
@@ -38923,9 +38915,9 @@
       </w:tcPr>
     </w:tblStylePr>
   </w:style>
-  <w:style w:type="table" w:styleId="836" w:customStyle="1">
+  <w:style w:type="table" w:styleId="879" w:customStyle="1">
     <w:name w:val="List Table 1 Light Accent 6"/>
-    <w:basedOn w:val="666"/>
+    <w:basedOn w:val="709"/>
     <w:uiPriority w:val="99"/>
     <w:qFormat/>
     <w:pPr>
@@ -39137,9 +39129,9 @@
       </w:tcPr>
     </w:tblStylePr>
   </w:style>
-  <w:style w:type="table" w:styleId="837" w:customStyle="1">
+  <w:style w:type="table" w:styleId="880" w:customStyle="1">
     <w:name w:val="List Table 2"/>
-    <w:basedOn w:val="666"/>
+    <w:basedOn w:val="709"/>
     <w:uiPriority w:val="99"/>
     <w:qFormat/>
     <w:pPr>
@@ -39373,9 +39365,9 @@
       </w:tcPr>
     </w:tblStylePr>
   </w:style>
-  <w:style w:type="table" w:styleId="838" w:customStyle="1">
+  <w:style w:type="table" w:styleId="881" w:customStyle="1">
     <w:name w:val="List Table 2 Accent 1"/>
-    <w:basedOn w:val="666"/>
+    <w:basedOn w:val="709"/>
     <w:uiPriority w:val="99"/>
     <w:qFormat/>
     <w:pPr>
@@ -39609,9 +39601,9 @@
       </w:tcPr>
     </w:tblStylePr>
   </w:style>
-  <w:style w:type="table" w:styleId="839" w:customStyle="1">
+  <w:style w:type="table" w:styleId="882" w:customStyle="1">
     <w:name w:val="List Table 2 Accent 2"/>
-    <w:basedOn w:val="666"/>
+    <w:basedOn w:val="709"/>
     <w:uiPriority w:val="99"/>
     <w:qFormat/>
     <w:pPr>
@@ -39845,9 +39837,9 @@
       </w:tcPr>
     </w:tblStylePr>
   </w:style>
-  <w:style w:type="table" w:styleId="840" w:customStyle="1">
+  <w:style w:type="table" w:styleId="883" w:customStyle="1">
     <w:name w:val="List Table 2 Accent 3"/>
-    <w:basedOn w:val="666"/>
+    <w:basedOn w:val="709"/>
     <w:uiPriority w:val="99"/>
     <w:qFormat/>
     <w:pPr>
@@ -40081,9 +40073,9 @@
       </w:tcPr>
     </w:tblStylePr>
   </w:style>
-  <w:style w:type="table" w:styleId="841" w:customStyle="1">
+  <w:style w:type="table" w:styleId="884" w:customStyle="1">
     <w:name w:val="List Table 2 Accent 4"/>
-    <w:basedOn w:val="666"/>
+    <w:basedOn w:val="709"/>
     <w:uiPriority w:val="99"/>
     <w:pPr>
       <w:pBdr/>
@@ -40316,9 +40308,9 @@
       </w:tcPr>
     </w:tblStylePr>
   </w:style>
-  <w:style w:type="table" w:styleId="842" w:customStyle="1">
+  <w:style w:type="table" w:styleId="885" w:customStyle="1">
     <w:name w:val="List Table 2 Accent 5"/>
-    <w:basedOn w:val="666"/>
+    <w:basedOn w:val="709"/>
     <w:uiPriority w:val="99"/>
     <w:pPr>
       <w:pBdr/>
@@ -40551,9 +40543,9 @@
       </w:tcPr>
     </w:tblStylePr>
   </w:style>
-  <w:style w:type="table" w:styleId="843" w:customStyle="1">
+  <w:style w:type="table" w:styleId="886" w:customStyle="1">
     <w:name w:val="List Table 2 Accent 6"/>
-    <w:basedOn w:val="666"/>
+    <w:basedOn w:val="709"/>
     <w:uiPriority w:val="99"/>
     <w:pPr>
       <w:pBdr/>
@@ -40786,9 +40778,9 @@
       </w:tcPr>
     </w:tblStylePr>
   </w:style>
-  <w:style w:type="table" w:styleId="844" w:customStyle="1">
+  <w:style w:type="table" w:styleId="887" w:customStyle="1">
     <w:name w:val="List Table 3"/>
-    <w:basedOn w:val="666"/>
+    <w:basedOn w:val="709"/>
     <w:uiPriority w:val="99"/>
     <w:pPr>
       <w:pBdr/>
@@ -41011,9 +41003,9 @@
       </w:tcPr>
     </w:tblStylePr>
   </w:style>
-  <w:style w:type="table" w:styleId="845" w:customStyle="1">
+  <w:style w:type="table" w:styleId="888" w:customStyle="1">
     <w:name w:val="List Table 3 Accent 1"/>
-    <w:basedOn w:val="666"/>
+    <w:basedOn w:val="709"/>
     <w:uiPriority w:val="99"/>
     <w:pPr>
       <w:pBdr/>
@@ -41236,9 +41228,9 @@
       </w:tcPr>
     </w:tblStylePr>
   </w:style>
-  <w:style w:type="table" w:styleId="846" w:customStyle="1">
+  <w:style w:type="table" w:styleId="889" w:customStyle="1">
     <w:name w:val="List Table 3 Accent 2"/>
-    <w:basedOn w:val="666"/>
+    <w:basedOn w:val="709"/>
     <w:uiPriority w:val="99"/>
     <w:qFormat/>
     <w:pPr>
@@ -41462,9 +41454,9 @@
       </w:tcPr>
     </w:tblStylePr>
   </w:style>
-  <w:style w:type="table" w:styleId="847" w:customStyle="1">
+  <w:style w:type="table" w:styleId="890" w:customStyle="1">
     <w:name w:val="List Table 3 Accent 3"/>
-    <w:basedOn w:val="666"/>
+    <w:basedOn w:val="709"/>
     <w:uiPriority w:val="99"/>
     <w:pPr>
       <w:pBdr/>
@@ -41687,9 +41679,9 @@
       </w:tcPr>
     </w:tblStylePr>
   </w:style>
-  <w:style w:type="table" w:styleId="848" w:customStyle="1">
+  <w:style w:type="table" w:styleId="891" w:customStyle="1">
     <w:name w:val="List Table 3 Accent 4"/>
-    <w:basedOn w:val="666"/>
+    <w:basedOn w:val="709"/>
     <w:uiPriority w:val="99"/>
     <w:qFormat/>
     <w:pPr>
@@ -41913,9 +41905,9 @@
       </w:tcPr>
     </w:tblStylePr>
   </w:style>
-  <w:style w:type="table" w:styleId="849" w:customStyle="1">
+  <w:style w:type="table" w:styleId="892" w:customStyle="1">
     <w:name w:val="List Table 3 Accent 5"/>
-    <w:basedOn w:val="666"/>
+    <w:basedOn w:val="709"/>
     <w:uiPriority w:val="99"/>
     <w:qFormat/>
     <w:pPr>
@@ -42139,9 +42131,9 @@
       </w:tcPr>
     </w:tblStylePr>
   </w:style>
-  <w:style w:type="table" w:styleId="850" w:customStyle="1">
+  <w:style w:type="table" w:styleId="893" w:customStyle="1">
     <w:name w:val="List Table 3 Accent 6"/>
-    <w:basedOn w:val="666"/>
+    <w:basedOn w:val="709"/>
     <w:uiPriority w:val="99"/>
     <w:qFormat/>
     <w:pPr>
@@ -42365,9 +42357,9 @@
       </w:tcPr>
     </w:tblStylePr>
   </w:style>
-  <w:style w:type="table" w:styleId="851" w:customStyle="1">
+  <w:style w:type="table" w:styleId="894" w:customStyle="1">
     <w:name w:val="List Table 4"/>
-    <w:basedOn w:val="666"/>
+    <w:basedOn w:val="709"/>
     <w:uiPriority w:val="99"/>
     <w:qFormat/>
     <w:pPr>
@@ -42588,9 +42580,9 @@
       </w:tcPr>
     </w:tblStylePr>
   </w:style>
-  <w:style w:type="table" w:styleId="852" w:customStyle="1">
+  <w:style w:type="table" w:styleId="895" w:customStyle="1">
     <w:name w:val="List Table 4 Accent 1"/>
-    <w:basedOn w:val="666"/>
+    <w:basedOn w:val="709"/>
     <w:uiPriority w:val="99"/>
     <w:qFormat/>
     <w:pPr>
@@ -42811,9 +42803,9 @@
       </w:tcPr>
     </w:tblStylePr>
   </w:style>
-  <w:style w:type="table" w:styleId="853" w:customStyle="1">
+  <w:style w:type="table" w:styleId="896" w:customStyle="1">
     <w:name w:val="List Table 4 Accent 2"/>
-    <w:basedOn w:val="666"/>
+    <w:basedOn w:val="709"/>
     <w:uiPriority w:val="99"/>
     <w:qFormat/>
     <w:pPr>
@@ -43034,9 +43026,9 @@
       </w:tcPr>
     </w:tblStylePr>
   </w:style>
-  <w:style w:type="table" w:styleId="854" w:customStyle="1">
+  <w:style w:type="table" w:styleId="897" w:customStyle="1">
     <w:name w:val="List Table 4 Accent 3"/>
-    <w:basedOn w:val="666"/>
+    <w:basedOn w:val="709"/>
     <w:uiPriority w:val="99"/>
     <w:qFormat/>
     <w:pPr>
@@ -43257,9 +43249,9 @@
       </w:tcPr>
     </w:tblStylePr>
   </w:style>
-  <w:style w:type="table" w:styleId="855" w:customStyle="1">
+  <w:style w:type="table" w:styleId="898" w:customStyle="1">
     <w:name w:val="List Table 4 Accent 4"/>
-    <w:basedOn w:val="666"/>
+    <w:basedOn w:val="709"/>
     <w:uiPriority w:val="99"/>
     <w:qFormat/>
     <w:pPr>
@@ -43480,9 +43472,9 @@
       </w:tcPr>
     </w:tblStylePr>
   </w:style>
-  <w:style w:type="table" w:styleId="856" w:customStyle="1">
+  <w:style w:type="table" w:styleId="899" w:customStyle="1">
     <w:name w:val="List Table 4 Accent 5"/>
-    <w:basedOn w:val="666"/>
+    <w:basedOn w:val="709"/>
     <w:uiPriority w:val="99"/>
     <w:qFormat/>
     <w:pPr>
@@ -43703,9 +43695,9 @@
       </w:tcPr>
     </w:tblStylePr>
   </w:style>
-  <w:style w:type="table" w:styleId="857" w:customStyle="1">
+  <w:style w:type="table" w:styleId="900" w:customStyle="1">
     <w:name w:val="List Table 4 Accent 6"/>
-    <w:basedOn w:val="666"/>
+    <w:basedOn w:val="709"/>
     <w:uiPriority w:val="99"/>
     <w:qFormat/>
     <w:pPr>
@@ -43926,9 +43918,9 @@
       </w:tcPr>
     </w:tblStylePr>
   </w:style>
-  <w:style w:type="table" w:styleId="858" w:customStyle="1">
+  <w:style w:type="table" w:styleId="901" w:customStyle="1">
     <w:name w:val="List Table 5 Dark"/>
-    <w:basedOn w:val="666"/>
+    <w:basedOn w:val="709"/>
     <w:uiPriority w:val="99"/>
     <w:qFormat/>
     <w:pPr>
@@ -44160,9 +44152,9 @@
       </w:tcPr>
     </w:tblStylePr>
   </w:style>
-  <w:style w:type="table" w:styleId="859" w:customStyle="1">
+  <w:style w:type="table" w:styleId="902" w:customStyle="1">
     <w:name w:val="List Table 5 Dark Accent 1"/>
-    <w:basedOn w:val="666"/>
+    <w:basedOn w:val="709"/>
     <w:uiPriority w:val="99"/>
     <w:qFormat/>
     <w:pPr>
@@ -44394,9 +44386,9 @@
       </w:tcPr>
     </w:tblStylePr>
   </w:style>
-  <w:style w:type="table" w:styleId="860" w:customStyle="1">
+  <w:style w:type="table" w:styleId="903" w:customStyle="1">
     <w:name w:val="List Table 5 Dark Accent 2"/>
-    <w:basedOn w:val="666"/>
+    <w:basedOn w:val="709"/>
     <w:uiPriority w:val="99"/>
     <w:qFormat/>
     <w:pPr>
@@ -44628,9 +44620,9 @@
       </w:tcPr>
     </w:tblStylePr>
   </w:style>
-  <w:style w:type="table" w:styleId="861" w:customStyle="1">
+  <w:style w:type="table" w:styleId="904" w:customStyle="1">
     <w:name w:val="List Table 5 Dark Accent 3"/>
-    <w:basedOn w:val="666"/>
+    <w:basedOn w:val="709"/>
     <w:uiPriority w:val="99"/>
     <w:qFormat/>
     <w:pPr>
@@ -44862,9 +44854,9 @@
       </w:tcPr>
     </w:tblStylePr>
   </w:style>
-  <w:style w:type="table" w:styleId="862" w:customStyle="1">
+  <w:style w:type="table" w:styleId="905" w:customStyle="1">
     <w:name w:val="List Table 5 Dark Accent 4"/>
-    <w:basedOn w:val="666"/>
+    <w:basedOn w:val="709"/>
     <w:uiPriority w:val="99"/>
     <w:qFormat/>
     <w:pPr>
@@ -45096,9 +45088,9 @@
       </w:tcPr>
     </w:tblStylePr>
   </w:style>
-  <w:style w:type="table" w:styleId="863" w:customStyle="1">
+  <w:style w:type="table" w:styleId="906" w:customStyle="1">
     <w:name w:val="List Table 5 Dark Accent 5"/>
-    <w:basedOn w:val="666"/>
+    <w:basedOn w:val="709"/>
     <w:uiPriority w:val="99"/>
     <w:pPr>
       <w:pBdr/>
@@ -45329,9 +45321,9 @@
       </w:tcPr>
     </w:tblStylePr>
   </w:style>
-  <w:style w:type="table" w:styleId="864" w:customStyle="1">
+  <w:style w:type="table" w:styleId="907" w:customStyle="1">
     <w:name w:val="List Table 5 Dark Accent 6"/>
-    <w:basedOn w:val="666"/>
+    <w:basedOn w:val="709"/>
     <w:uiPriority w:val="99"/>
     <w:pPr>
       <w:pBdr/>
@@ -45562,9 +45554,9 @@
       </w:tcPr>
     </w:tblStylePr>
   </w:style>
-  <w:style w:type="table" w:styleId="865" w:customStyle="1">
+  <w:style w:type="table" w:styleId="908" w:customStyle="1">
     <w:name w:val="List Table 6 Colorful"/>
-    <w:basedOn w:val="666"/>
+    <w:basedOn w:val="709"/>
     <w:uiPriority w:val="99"/>
     <w:pPr>
       <w:pBdr/>
@@ -45782,9 +45774,9 @@
       </w:tcPr>
     </w:tblStylePr>
   </w:style>
-  <w:style w:type="table" w:styleId="866" w:customStyle="1">
+  <w:style w:type="table" w:styleId="909" w:customStyle="1">
     <w:name w:val="List Table 6 Colorful Accent 1"/>
-    <w:basedOn w:val="666"/>
+    <w:basedOn w:val="709"/>
     <w:uiPriority w:val="99"/>
     <w:pPr>
       <w:pBdr/>
@@ -46002,9 +45994,9 @@
       </w:tcPr>
     </w:tblStylePr>
   </w:style>
-  <w:style w:type="table" w:styleId="867" w:customStyle="1">
+  <w:style w:type="table" w:styleId="910" w:customStyle="1">
     <w:name w:val="List Table 6 Colorful Accent 2"/>
-    <w:basedOn w:val="666"/>
+    <w:basedOn w:val="709"/>
     <w:uiPriority w:val="99"/>
     <w:pPr>
       <w:pBdr/>
@@ -46222,9 +46214,9 @@
       </w:tcPr>
     </w:tblStylePr>
   </w:style>
-  <w:style w:type="table" w:styleId="868" w:customStyle="1">
+  <w:style w:type="table" w:styleId="911" w:customStyle="1">
     <w:name w:val="List Table 6 Colorful Accent 3"/>
-    <w:basedOn w:val="666"/>
+    <w:basedOn w:val="709"/>
     <w:uiPriority w:val="99"/>
     <w:pPr>
       <w:pBdr/>
@@ -46442,9 +46434,9 @@
       </w:tcPr>
     </w:tblStylePr>
   </w:style>
-  <w:style w:type="table" w:styleId="869" w:customStyle="1">
+  <w:style w:type="table" w:styleId="912" w:customStyle="1">
     <w:name w:val="List Table 6 Colorful Accent 4"/>
-    <w:basedOn w:val="666"/>
+    <w:basedOn w:val="709"/>
     <w:uiPriority w:val="99"/>
     <w:pPr>
       <w:pBdr/>
@@ -46662,9 +46654,9 @@
       </w:tcPr>
     </w:tblStylePr>
   </w:style>
-  <w:style w:type="table" w:styleId="870" w:customStyle="1">
+  <w:style w:type="table" w:styleId="913" w:customStyle="1">
     <w:name w:val="List Table 6 Colorful Accent 5"/>
-    <w:basedOn w:val="666"/>
+    <w:basedOn w:val="709"/>
     <w:uiPriority w:val="99"/>
     <w:pPr>
       <w:pBdr/>
@@ -46882,9 +46874,9 @@
       </w:tcPr>
     </w:tblStylePr>
   </w:style>
-  <w:style w:type="table" w:styleId="871" w:customStyle="1">
+  <w:style w:type="table" w:styleId="914" w:customStyle="1">
     <w:name w:val="List Table 6 Colorful Accent 6"/>
-    <w:basedOn w:val="666"/>
+    <w:basedOn w:val="709"/>
     <w:uiPriority w:val="99"/>
     <w:pPr>
       <w:pBdr/>
@@ -47102,9 +47094,9 @@
       </w:tcPr>
     </w:tblStylePr>
   </w:style>
-  <w:style w:type="table" w:styleId="872" w:customStyle="1">
+  <w:style w:type="table" w:styleId="915" w:customStyle="1">
     <w:name w:val="List Table 7 Colorful"/>
-    <w:basedOn w:val="666"/>
+    <w:basedOn w:val="709"/>
     <w:uiPriority w:val="99"/>
     <w:pPr>
       <w:pBdr/>
@@ -47350,9 +47342,9 @@
       </w:tcPr>
     </w:tblStylePr>
   </w:style>
-  <w:style w:type="table" w:styleId="873" w:customStyle="1">
+  <w:style w:type="table" w:styleId="916" w:customStyle="1">
     <w:name w:val="List Table 7 Colorful Accent 1"/>
-    <w:basedOn w:val="666"/>
+    <w:basedOn w:val="709"/>
     <w:uiPriority w:val="99"/>
     <w:pPr>
       <w:pBdr/>
@@ -47598,9 +47590,9 @@
       </w:tcPr>
     </w:tblStylePr>
   </w:style>
-  <w:style w:type="table" w:styleId="874" w:customStyle="1">
+  <w:style w:type="table" w:styleId="917" w:customStyle="1">
     <w:name w:val="List Table 7 Colorful Accent 2"/>
-    <w:basedOn w:val="666"/>
+    <w:basedOn w:val="709"/>
     <w:uiPriority w:val="99"/>
     <w:pPr>
       <w:pBdr/>
@@ -47846,9 +47838,9 @@
       </w:tcPr>
     </w:tblStylePr>
   </w:style>
-  <w:style w:type="table" w:styleId="875" w:customStyle="1">
+  <w:style w:type="table" w:styleId="918" w:customStyle="1">
     <w:name w:val="List Table 7 Colorful Accent 3"/>
-    <w:basedOn w:val="666"/>
+    <w:basedOn w:val="709"/>
     <w:uiPriority w:val="99"/>
     <w:pPr>
       <w:pBdr/>
@@ -48094,9 +48086,9 @@
       </w:tcPr>
     </w:tblStylePr>
   </w:style>
-  <w:style w:type="table" w:styleId="876" w:customStyle="1">
+  <w:style w:type="table" w:styleId="919" w:customStyle="1">
     <w:name w:val="List Table 7 Colorful Accent 4"/>
-    <w:basedOn w:val="666"/>
+    <w:basedOn w:val="709"/>
     <w:uiPriority w:val="99"/>
     <w:pPr>
       <w:pBdr/>
@@ -48342,9 +48334,9 @@
       </w:tcPr>
     </w:tblStylePr>
   </w:style>
-  <w:style w:type="table" w:styleId="877" w:customStyle="1">
+  <w:style w:type="table" w:styleId="920" w:customStyle="1">
     <w:name w:val="List Table 7 Colorful Accent 5"/>
-    <w:basedOn w:val="666"/>
+    <w:basedOn w:val="709"/>
     <w:uiPriority w:val="99"/>
     <w:pPr>
       <w:pBdr/>
@@ -48590,9 +48582,9 @@
       </w:tcPr>
     </w:tblStylePr>
   </w:style>
-  <w:style w:type="table" w:styleId="878" w:customStyle="1">
+  <w:style w:type="table" w:styleId="921" w:customStyle="1">
     <w:name w:val="List Table 7 Colorful Accent 6"/>
-    <w:basedOn w:val="666"/>
+    <w:basedOn w:val="709"/>
     <w:uiPriority w:val="99"/>
     <w:pPr>
       <w:pBdr/>
@@ -48838,9 +48830,9 @@
       </w:tcPr>
     </w:tblStylePr>
   </w:style>
-  <w:style w:type="table" w:styleId="879" w:customStyle="1">
+  <w:style w:type="table" w:styleId="922" w:customStyle="1">
     <w:name w:val="Lined - Accent"/>
-    <w:basedOn w:val="666"/>
+    <w:basedOn w:val="709"/>
     <w:uiPriority w:val="99"/>
     <w:pPr>
       <w:pBdr/>
@@ -49075,9 +49067,9 @@
       </w:tcPr>
     </w:tblStylePr>
   </w:style>
-  <w:style w:type="table" w:styleId="880" w:customStyle="1">
+  <w:style w:type="table" w:styleId="923" w:customStyle="1">
     <w:name w:val="Lined - Accent 1"/>
-    <w:basedOn w:val="666"/>
+    <w:basedOn w:val="709"/>
     <w:uiPriority w:val="99"/>
     <w:pPr>
       <w:pBdr/>
@@ -49312,9 +49304,9 @@
       </w:tcPr>
     </w:tblStylePr>
   </w:style>
-  <w:style w:type="table" w:styleId="881" w:customStyle="1">
+  <w:style w:type="table" w:styleId="924" w:customStyle="1">
     <w:name w:val="Lined - Accent 2"/>
-    <w:basedOn w:val="666"/>
+    <w:basedOn w:val="709"/>
     <w:uiPriority w:val="99"/>
     <w:pPr>
       <w:pBdr/>
@@ -49549,9 +49541,9 @@
       </w:tcPr>
     </w:tblStylePr>
   </w:style>
-  <w:style w:type="table" w:styleId="882" w:customStyle="1">
+  <w:style w:type="table" w:styleId="925" w:customStyle="1">
     <w:name w:val="Lined - Accent 3"/>
-    <w:basedOn w:val="666"/>
+    <w:basedOn w:val="709"/>
     <w:uiPriority w:val="99"/>
     <w:pPr>
       <w:pBdr/>
@@ -49786,9 +49778,9 @@
       </w:tcPr>
     </w:tblStylePr>
   </w:style>
-  <w:style w:type="table" w:styleId="883" w:customStyle="1">
+  <w:style w:type="table" w:styleId="926" w:customStyle="1">
     <w:name w:val="Lined - Accent 4"/>
-    <w:basedOn w:val="666"/>
+    <w:basedOn w:val="709"/>
     <w:uiPriority w:val="99"/>
     <w:pPr>
       <w:pBdr/>
@@ -50023,9 +50015,9 @@
       </w:tcPr>
     </w:tblStylePr>
   </w:style>
-  <w:style w:type="table" w:styleId="884" w:customStyle="1">
+  <w:style w:type="table" w:styleId="927" w:customStyle="1">
     <w:name w:val="Lined - Accent 5"/>
-    <w:basedOn w:val="666"/>
+    <w:basedOn w:val="709"/>
     <w:uiPriority w:val="99"/>
     <w:pPr>
       <w:pBdr/>
@@ -50260,9 +50252,9 @@
       </w:tcPr>
     </w:tblStylePr>
   </w:style>
-  <w:style w:type="table" w:styleId="885" w:customStyle="1">
+  <w:style w:type="table" w:styleId="928" w:customStyle="1">
     <w:name w:val="Lined - Accent 6"/>
-    <w:basedOn w:val="666"/>
+    <w:basedOn w:val="709"/>
     <w:uiPriority w:val="99"/>
     <w:pPr>
       <w:pBdr/>
@@ -50497,9 +50489,9 @@
       </w:tcPr>
     </w:tblStylePr>
   </w:style>
-  <w:style w:type="table" w:styleId="886" w:customStyle="1">
+  <w:style w:type="table" w:styleId="929" w:customStyle="1">
     <w:name w:val="Bordered &amp; Lined - Accent"/>
-    <w:basedOn w:val="666"/>
+    <w:basedOn w:val="709"/>
     <w:uiPriority w:val="99"/>
     <w:pPr>
       <w:pBdr/>
@@ -50741,9 +50733,9 @@
       </w:tcPr>
     </w:tblStylePr>
   </w:style>
-  <w:style w:type="table" w:styleId="887" w:customStyle="1">
+  <w:style w:type="table" w:styleId="930" w:customStyle="1">
     <w:name w:val="Bordered &amp; Lined - Accent 1"/>
-    <w:basedOn w:val="666"/>
+    <w:basedOn w:val="709"/>
     <w:uiPriority w:val="99"/>
     <w:pPr>
       <w:pBdr/>
@@ -50985,9 +50977,9 @@
       </w:tcPr>
     </w:tblStylePr>
   </w:style>
-  <w:style w:type="table" w:styleId="888" w:customStyle="1">
+  <w:style w:type="table" w:styleId="931" w:customStyle="1">
     <w:name w:val="Bordered &amp; Lined - Accent 2"/>
-    <w:basedOn w:val="666"/>
+    <w:basedOn w:val="709"/>
     <w:uiPriority w:val="99"/>
     <w:pPr>
       <w:pBdr/>
@@ -51229,9 +51221,9 @@
       </w:tcPr>
     </w:tblStylePr>
   </w:style>
-  <w:style w:type="table" w:styleId="889" w:customStyle="1">
+  <w:style w:type="table" w:styleId="932" w:customStyle="1">
     <w:name w:val="Bordered &amp; Lined - Accent 3"/>
-    <w:basedOn w:val="666"/>
+    <w:basedOn w:val="709"/>
     <w:uiPriority w:val="99"/>
     <w:pPr>
       <w:pBdr/>
@@ -51473,9 +51465,9 @@
       </w:tcPr>
     </w:tblStylePr>
   </w:style>
-  <w:style w:type="table" w:styleId="890" w:customStyle="1">
+  <w:style w:type="table" w:styleId="933" w:customStyle="1">
     <w:name w:val="Bordered &amp; Lined - Accent 4"/>
-    <w:basedOn w:val="666"/>
+    <w:basedOn w:val="709"/>
     <w:uiPriority w:val="99"/>
     <w:qFormat/>
     <w:pPr>
@@ -51718,9 +51710,9 @@
       </w:tcPr>
     </w:tblStylePr>
   </w:style>
-  <w:style w:type="table" w:styleId="891" w:customStyle="1">
+  <w:style w:type="table" w:styleId="934" w:customStyle="1">
     <w:name w:val="Bordered &amp; Lined - Accent 5"/>
-    <w:basedOn w:val="666"/>
+    <w:basedOn w:val="709"/>
     <w:uiPriority w:val="99"/>
     <w:qFormat/>
     <w:pPr>
@@ -51963,9 +51955,9 @@
       </w:tcPr>
     </w:tblStylePr>
   </w:style>
-  <w:style w:type="table" w:styleId="892" w:customStyle="1">
+  <w:style w:type="table" w:styleId="935" w:customStyle="1">
     <w:name w:val="Bordered &amp; Lined - Accent 6"/>
-    <w:basedOn w:val="666"/>
+    <w:basedOn w:val="709"/>
     <w:uiPriority w:val="99"/>
     <w:qFormat/>
     <w:pPr>
@@ -52208,9 +52200,9 @@
       </w:tcPr>
     </w:tblStylePr>
   </w:style>
-  <w:style w:type="table" w:styleId="893" w:customStyle="1">
+  <w:style w:type="table" w:styleId="936" w:customStyle="1">
     <w:name w:val="Bordered"/>
-    <w:basedOn w:val="666"/>
+    <w:basedOn w:val="709"/>
     <w:uiPriority w:val="99"/>
     <w:qFormat/>
     <w:pPr>
@@ -52437,9 +52429,9 @@
       </w:tcPr>
     </w:tblStylePr>
   </w:style>
-  <w:style w:type="table" w:styleId="894" w:customStyle="1">
+  <w:style w:type="table" w:styleId="937" w:customStyle="1">
     <w:name w:val="Bordered - Accent 1"/>
-    <w:basedOn w:val="666"/>
+    <w:basedOn w:val="709"/>
     <w:uiPriority w:val="99"/>
     <w:qFormat/>
     <w:pPr>
@@ -52666,9 +52658,9 @@
       </w:tcPr>
     </w:tblStylePr>
   </w:style>
-  <w:style w:type="table" w:styleId="895" w:customStyle="1">
+  <w:style w:type="table" w:styleId="938" w:customStyle="1">
     <w:name w:val="Bordered - Accent 2"/>
-    <w:basedOn w:val="666"/>
+    <w:basedOn w:val="709"/>
     <w:uiPriority w:val="99"/>
     <w:qFormat/>
     <w:pPr>
@@ -52895,9 +52887,9 @@
       </w:tcPr>
     </w:tblStylePr>
   </w:style>
-  <w:style w:type="table" w:styleId="896" w:customStyle="1">
+  <w:style w:type="table" w:styleId="939" w:customStyle="1">
     <w:name w:val="Bordered - Accent 3"/>
-    <w:basedOn w:val="666"/>
+    <w:basedOn w:val="709"/>
     <w:uiPriority w:val="99"/>
     <w:pPr>
       <w:pBdr/>
@@ -53123,9 +53115,9 @@
       </w:tcPr>
     </w:tblStylePr>
   </w:style>
-  <w:style w:type="table" w:styleId="897" w:customStyle="1">
+  <w:style w:type="table" w:styleId="940" w:customStyle="1">
     <w:name w:val="Bordered - Accent 4"/>
-    <w:basedOn w:val="666"/>
+    <w:basedOn w:val="709"/>
     <w:uiPriority w:val="99"/>
     <w:pPr>
       <w:pBdr/>
@@ -53351,9 +53343,9 @@
       </w:tcPr>
     </w:tblStylePr>
   </w:style>
-  <w:style w:type="table" w:styleId="898" w:customStyle="1">
+  <w:style w:type="table" w:styleId="941" w:customStyle="1">
     <w:name w:val="Bordered - Accent 5"/>
-    <w:basedOn w:val="666"/>
+    <w:basedOn w:val="709"/>
     <w:uiPriority w:val="99"/>
     <w:pPr>
       <w:pBdr/>
@@ -53579,9 +53571,9 @@
       </w:tcPr>
     </w:tblStylePr>
   </w:style>
-  <w:style w:type="table" w:styleId="899" w:customStyle="1">
+  <w:style w:type="table" w:styleId="942" w:customStyle="1">
     <w:name w:val="Bordered - Accent 6"/>
-    <w:basedOn w:val="666"/>
+    <w:basedOn w:val="709"/>
     <w:uiPriority w:val="99"/>
     <w:pPr>
       <w:pBdr/>
@@ -53807,10 +53799,10 @@
       </w:tcPr>
     </w:tblStylePr>
   </w:style>
-  <w:style w:type="character" w:styleId="900" w:customStyle="1">
+  <w:style w:type="character" w:styleId="943" w:customStyle="1">
     <w:name w:val="Heading 1 Char"/>
-    <w:basedOn w:val="665"/>
-    <w:link w:val="656"/>
+    <w:basedOn w:val="708"/>
+    <w:link w:val="699"/>
     <w:uiPriority w:val="9"/>
     <w:pPr>
       <w:pBdr/>
@@ -53824,10 +53816,10 @@
       <w:szCs w:val="40"/>
     </w:rPr>
   </w:style>
-  <w:style w:type="character" w:styleId="901" w:customStyle="1">
+  <w:style w:type="character" w:styleId="944" w:customStyle="1">
     <w:name w:val="Heading 2 Char"/>
-    <w:basedOn w:val="665"/>
-    <w:link w:val="657"/>
+    <w:basedOn w:val="708"/>
+    <w:link w:val="700"/>
     <w:uiPriority w:val="9"/>
     <w:pPr>
       <w:pBdr/>
@@ -53841,10 +53833,10 @@
       <w:szCs w:val="32"/>
     </w:rPr>
   </w:style>
-  <w:style w:type="character" w:styleId="902" w:customStyle="1">
+  <w:style w:type="character" w:styleId="945" w:customStyle="1">
     <w:name w:val="Heading 3 Char"/>
-    <w:basedOn w:val="665"/>
-    <w:link w:val="658"/>
+    <w:basedOn w:val="708"/>
+    <w:link w:val="701"/>
     <w:uiPriority w:val="9"/>
     <w:pPr>
       <w:pBdr/>
@@ -53858,10 +53850,10 @@
       <w:szCs w:val="28"/>
     </w:rPr>
   </w:style>
-  <w:style w:type="character" w:styleId="903" w:customStyle="1">
+  <w:style w:type="character" w:styleId="946" w:customStyle="1">
     <w:name w:val="Heading 4 Char"/>
-    <w:basedOn w:val="665"/>
-    <w:link w:val="659"/>
+    <w:basedOn w:val="708"/>
+    <w:link w:val="702"/>
     <w:uiPriority w:val="9"/>
     <w:pPr>
       <w:pBdr/>
@@ -53875,10 +53867,10 @@
       <w:color w:val="366091" w:themeColor="accent1" w:themeShade="BF"/>
     </w:rPr>
   </w:style>
-  <w:style w:type="character" w:styleId="904" w:customStyle="1">
+  <w:style w:type="character" w:styleId="947" w:customStyle="1">
     <w:name w:val="Heading 5 Char"/>
-    <w:basedOn w:val="665"/>
-    <w:link w:val="660"/>
+    <w:basedOn w:val="708"/>
+    <w:link w:val="703"/>
     <w:uiPriority w:val="9"/>
     <w:pPr>
       <w:pBdr/>
@@ -53890,10 +53882,10 @@
       <w:color w:val="366091" w:themeColor="accent1" w:themeShade="BF"/>
     </w:rPr>
   </w:style>
-  <w:style w:type="character" w:styleId="905" w:customStyle="1">
+  <w:style w:type="character" w:styleId="948" w:customStyle="1">
     <w:name w:val="Heading 6 Char"/>
-    <w:basedOn w:val="665"/>
-    <w:link w:val="661"/>
+    <w:basedOn w:val="708"/>
+    <w:link w:val="704"/>
     <w:uiPriority w:val="9"/>
     <w:pPr>
       <w:pBdr/>
@@ -53907,10 +53899,10 @@
       <w:color w:val="585858" w:themeColor="text1" w:themeTint="A6"/>
     </w:rPr>
   </w:style>
-  <w:style w:type="character" w:styleId="906" w:customStyle="1">
+  <w:style w:type="character" w:styleId="949" w:customStyle="1">
     <w:name w:val="Heading 7 Char"/>
-    <w:basedOn w:val="665"/>
-    <w:link w:val="662"/>
+    <w:basedOn w:val="708"/>
+    <w:link w:val="705"/>
     <w:uiPriority w:val="9"/>
     <w:pPr>
       <w:pBdr/>
@@ -53922,10 +53914,10 @@
       <w:color w:val="585858" w:themeColor="text1" w:themeTint="A6"/>
     </w:rPr>
   </w:style>
-  <w:style w:type="character" w:styleId="907" w:customStyle="1">
+  <w:style w:type="character" w:styleId="950" w:customStyle="1">
     <w:name w:val="Heading 8 Char"/>
-    <w:basedOn w:val="665"/>
-    <w:link w:val="663"/>
+    <w:basedOn w:val="708"/>
+    <w:link w:val="706"/>
     <w:uiPriority w:val="9"/>
     <w:pPr>
       <w:pBdr/>
@@ -53939,10 +53931,10 @@
       <w:color w:val="262626" w:themeColor="text1" w:themeTint="D8"/>
     </w:rPr>
   </w:style>
-  <w:style w:type="character" w:styleId="908" w:customStyle="1">
+  <w:style w:type="character" w:styleId="951" w:customStyle="1">
     <w:name w:val="Heading 9 Char"/>
-    <w:basedOn w:val="665"/>
-    <w:link w:val="664"/>
+    <w:basedOn w:val="708"/>
+    <w:link w:val="707"/>
     <w:uiPriority w:val="9"/>
     <w:pPr>
       <w:pBdr/>
@@ -53956,10 +53948,10 @@
       <w:color w:val="262626" w:themeColor="text1" w:themeTint="D8"/>
     </w:rPr>
   </w:style>
-  <w:style w:type="character" w:styleId="909" w:customStyle="1">
+  <w:style w:type="character" w:styleId="952" w:customStyle="1">
     <w:name w:val="Title Char"/>
-    <w:basedOn w:val="665"/>
-    <w:link w:val="682"/>
+    <w:basedOn w:val="708"/>
+    <w:link w:val="725"/>
     <w:uiPriority w:val="10"/>
     <w:pPr>
       <w:pBdr/>
@@ -53973,10 +53965,10 @@
       <w:szCs w:val="56"/>
     </w:rPr>
   </w:style>
-  <w:style w:type="character" w:styleId="910" w:customStyle="1">
+  <w:style w:type="character" w:styleId="953" w:customStyle="1">
     <w:name w:val="Subtitle Char"/>
-    <w:basedOn w:val="665"/>
-    <w:link w:val="679"/>
+    <w:basedOn w:val="708"/>
+    <w:link w:val="722"/>
     <w:uiPriority w:val="11"/>
     <w:pPr>
       <w:pBdr/>
@@ -53990,11 +53982,11 @@
       <w:szCs w:val="28"/>
     </w:rPr>
   </w:style>
-  <w:style w:type="paragraph" w:styleId="911">
+  <w:style w:type="paragraph" w:styleId="954">
     <w:name w:val="Quote"/>
-    <w:basedOn w:val="655"/>
-    <w:next w:val="655"/>
-    <w:link w:val="912"/>
+    <w:basedOn w:val="698"/>
+    <w:next w:val="698"/>
+    <w:link w:val="955"/>
     <w:uiPriority w:val="29"/>
     <w:qFormat/>
     <w:pPr>
@@ -54009,10 +54001,10 @@
       <w:color w:val="3f3f3f" w:themeColor="text1" w:themeTint="BF"/>
     </w:rPr>
   </w:style>
-  <w:style w:type="character" w:styleId="912" w:customStyle="1">
+  <w:style w:type="character" w:styleId="955" w:customStyle="1">
     <w:name w:val="Quote Char"/>
-    <w:basedOn w:val="665"/>
-    <w:link w:val="911"/>
+    <w:basedOn w:val="708"/>
+    <w:link w:val="954"/>
     <w:uiPriority w:val="29"/>
     <w:pPr>
       <w:pBdr/>
@@ -54025,9 +54017,9 @@
       <w:color w:val="3f3f3f" w:themeColor="text1" w:themeTint="BF"/>
     </w:rPr>
   </w:style>
-  <w:style w:type="character" w:styleId="913" w:customStyle="1">
+  <w:style w:type="character" w:styleId="956" w:customStyle="1">
     <w:name w:val="Intense Emphasis"/>
-    <w:basedOn w:val="665"/>
+    <w:basedOn w:val="708"/>
     <w:uiPriority w:val="21"/>
     <w:qFormat/>
     <w:pPr>
@@ -54041,11 +54033,11 @@
       <w:color w:val="366091" w:themeColor="accent1" w:themeShade="BF"/>
     </w:rPr>
   </w:style>
-  <w:style w:type="paragraph" w:styleId="914">
+  <w:style w:type="paragraph" w:styleId="957">
     <w:name w:val="Intense Quote"/>
-    <w:basedOn w:val="655"/>
-    <w:next w:val="655"/>
-    <w:link w:val="915"/>
+    <w:basedOn w:val="698"/>
+    <w:next w:val="698"/>
+    <w:link w:val="958"/>
     <w:uiPriority w:val="30"/>
     <w:qFormat/>
     <w:pPr>
@@ -54063,10 +54055,10 @@
       <w:color w:val="366091" w:themeColor="accent1" w:themeShade="BF"/>
     </w:rPr>
   </w:style>
-  <w:style w:type="character" w:styleId="915" w:customStyle="1">
+  <w:style w:type="character" w:styleId="958" w:customStyle="1">
     <w:name w:val="Intense Quote Char"/>
-    <w:basedOn w:val="665"/>
-    <w:link w:val="914"/>
+    <w:basedOn w:val="708"/>
+    <w:link w:val="957"/>
     <w:uiPriority w:val="30"/>
     <w:pPr>
       <w:pBdr/>
@@ -54079,9 +54071,9 @@
       <w:color w:val="366091" w:themeColor="accent1" w:themeShade="BF"/>
     </w:rPr>
   </w:style>
-  <w:style w:type="character" w:styleId="916" w:customStyle="1">
+  <w:style w:type="character" w:styleId="959" w:customStyle="1">
     <w:name w:val="Intense Reference"/>
-    <w:basedOn w:val="665"/>
+    <w:basedOn w:val="708"/>
     <w:uiPriority w:val="32"/>
     <w:qFormat/>
     <w:pPr>
@@ -54097,9 +54089,9 @@
       <w:spacing w:val="5"/>
     </w:rPr>
   </w:style>
-  <w:style w:type="paragraph" w:styleId="917">
+  <w:style w:type="paragraph" w:styleId="960">
     <w:name w:val="No Spacing"/>
-    <w:basedOn w:val="655"/>
+    <w:basedOn w:val="698"/>
     <w:uiPriority w:val="1"/>
     <w:qFormat/>
     <w:pPr>
@@ -54108,9 +54100,9 @@
       <w:ind/>
     </w:pPr>
   </w:style>
-  <w:style w:type="character" w:styleId="918" w:customStyle="1">
+  <w:style w:type="character" w:styleId="961" w:customStyle="1">
     <w:name w:val="Subtle Emphasis"/>
-    <w:basedOn w:val="665"/>
+    <w:basedOn w:val="708"/>
     <w:uiPriority w:val="19"/>
     <w:qFormat/>
     <w:pPr>
@@ -54124,9 +54116,9 @@
       <w:color w:val="3f3f3f" w:themeColor="text1" w:themeTint="BF"/>
     </w:rPr>
   </w:style>
-  <w:style w:type="character" w:styleId="919" w:customStyle="1">
+  <w:style w:type="character" w:styleId="962" w:customStyle="1">
     <w:name w:val="Subtle Reference"/>
-    <w:basedOn w:val="665"/>
+    <w:basedOn w:val="708"/>
     <w:uiPriority w:val="31"/>
     <w:qFormat/>
     <w:pPr>
@@ -54139,9 +54131,9 @@
       <w:color w:val="595959" w:themeColor="text1" w:themeTint="A5"/>
     </w:rPr>
   </w:style>
-  <w:style w:type="character" w:styleId="920" w:customStyle="1">
+  <w:style w:type="character" w:styleId="963" w:customStyle="1">
     <w:name w:val="Book Title"/>
-    <w:basedOn w:val="665"/>
+    <w:basedOn w:val="708"/>
     <w:uiPriority w:val="33"/>
     <w:qFormat/>
     <w:pPr>
@@ -54157,10 +54149,10 @@
       <w:spacing w:val="5"/>
     </w:rPr>
   </w:style>
-  <w:style w:type="character" w:styleId="921" w:customStyle="1">
+  <w:style w:type="character" w:styleId="964" w:customStyle="1">
     <w:name w:val="Header Char"/>
-    <w:basedOn w:val="665"/>
-    <w:link w:val="676"/>
+    <w:basedOn w:val="708"/>
+    <w:link w:val="719"/>
     <w:uiPriority w:val="99"/>
     <w:pPr>
       <w:pBdr/>
@@ -54168,10 +54160,10 @@
       <w:ind/>
     </w:pPr>
   </w:style>
-  <w:style w:type="character" w:styleId="922" w:customStyle="1">
+  <w:style w:type="character" w:styleId="965" w:customStyle="1">
     <w:name w:val="Footer Char"/>
-    <w:basedOn w:val="665"/>
-    <w:link w:val="673"/>
+    <w:basedOn w:val="708"/>
+    <w:link w:val="716"/>
     <w:uiPriority w:val="99"/>
     <w:pPr>
       <w:pBdr/>
@@ -54179,10 +54171,10 @@
       <w:ind/>
     </w:pPr>
   </w:style>
-  <w:style w:type="character" w:styleId="923" w:customStyle="1">
+  <w:style w:type="character" w:styleId="966" w:customStyle="1">
     <w:name w:val="Footnote Text Char"/>
-    <w:basedOn w:val="665"/>
-    <w:link w:val="675"/>
+    <w:basedOn w:val="708"/>
+    <w:link w:val="718"/>
     <w:uiPriority w:val="99"/>
     <w:semiHidden/>
     <w:pPr>
@@ -54195,10 +54187,10 @@
       <w:szCs w:val="20"/>
     </w:rPr>
   </w:style>
-  <w:style w:type="character" w:styleId="924" w:customStyle="1">
+  <w:style w:type="character" w:styleId="967" w:customStyle="1">
     <w:name w:val="Endnote Text Char"/>
-    <w:basedOn w:val="665"/>
-    <w:link w:val="671"/>
+    <w:basedOn w:val="708"/>
+    <w:link w:val="714"/>
     <w:uiPriority w:val="99"/>
     <w:semiHidden/>
     <w:pPr>
@@ -54211,7 +54203,7 @@
       <w:szCs w:val="20"/>
     </w:rPr>
   </w:style>
-  <w:style w:type="paragraph" w:styleId="925" w:customStyle="1">
+  <w:style w:type="paragraph" w:styleId="968" w:customStyle="1">
     <w:name w:val="TOC Heading"/>
     <w:uiPriority w:val="39"/>
     <w:unhideWhenUsed/>
@@ -54228,9 +54220,9 @@
       <w:lang w:val="en-US" w:eastAsia="en-US" w:bidi="ar-SA"/>
     </w:rPr>
   </w:style>
-  <w:style w:type="paragraph" w:styleId="926">
+  <w:style w:type="paragraph" w:styleId="969">
     <w:name w:val="List Paragraph"/>
-    <w:basedOn w:val="655"/>
+    <w:basedOn w:val="698"/>
     <w:uiPriority w:val="1"/>
     <w:qFormat/>
     <w:pPr>
@@ -54239,9 +54231,9 @@
       <w:ind/>
     </w:pPr>
   </w:style>
-  <w:style w:type="paragraph" w:styleId="927" w:customStyle="1">
+  <w:style w:type="paragraph" w:styleId="970" w:customStyle="1">
     <w:name w:val="Table Paragraph"/>
-    <w:basedOn w:val="655"/>
+    <w:basedOn w:val="698"/>
     <w:uiPriority w:val="1"/>
     <w:qFormat/>
     <w:pPr>
@@ -54250,9 +54242,9 @@
       <w:ind/>
     </w:pPr>
   </w:style>
-  <w:style w:type="character" w:styleId="928" w:customStyle="1">
+  <w:style w:type="character" w:styleId="971" w:customStyle="1">
     <w:name w:val="ui-provider"/>
-    <w:basedOn w:val="665"/>
+    <w:basedOn w:val="708"/>
     <w:uiPriority w:val="0"/>
     <w:pPr>
       <w:pBdr/>
@@ -54260,7 +54252,7 @@
       <w:ind/>
     </w:pPr>
   </w:style>
-  <w:style w:type="numbering" w:styleId="929" w:default="1">
+  <w:style w:type="numbering" w:styleId="972" w:default="1">
     <w:name w:val="No List"/>
     <w:uiPriority w:val="99"/>
     <w:semiHidden/>
